--- a/outputs/a07/a07_ficha_tecnica.docx
+++ b/outputs/a07/a07_ficha_tecnica.docx
@@ -576,7 +576,7 @@
           </w:tcPr>
           <w:p ns2:paraId="4321CCA3" ns2:textId="77777777">
             <w:r>
-              <w:t xml:space="preserve">Detector de objetos basado en red neuronal convolucional (YOLO de la librería ultralytics) para la detección temprana de infestaciones en grano de cereal almacenado. A partir de una imagen RGB, localiza los insectos presentes mediante cajas delimitadoras y los clasifica en 5 clases de plaga (cf, sz, rd, tc, os), devolviendo la especie dominante, su confianza, el recuento por especie, el detalle de cada detección y la imagen anotada. Inferencia solo en CPU.</w:t>
+              <w:t xml:space="preserve">Detector de objetos basado en red neuronal convolucional (YOLO de la librería ultralytics) para la detección temprana de infestaciones en grano de cereal almacenado. A partir de una imagen RGB, localiza los insectos presentes mediante cajas delimitadoras y los clasifica en 5 clases de plaga (cf, sz, rd, tc, os), devolviendo la especie dominante, su confianza, el recuento por especie, el detalle de cada detección y la imagen anotada. Inferencia en GPU si hay una disponible y compatible (detección automática con fallback seguro a CPU); soporta reentrenamiento real (fine-tuning) por usuario vía MLflow.</w:t>
             </w:r>
           </w:p>
         </w:tc>
@@ -851,7 +851,7 @@
           </w:tcPr>
           <w:p ns2:paraId="2A1BDCF3" ns2:textId="77777777">
             <w:r>
-              <w:t xml:space="preserve">Modo predict inline: una imagen individual como ruta de fichero (image_path) o cadena base64 (image_base64); devuelve la especie dominante, confianza, recuento por especie, todas las detecciones y la imagen anotada. Modo predict batch: un directorio o fichero .zip de imágenes dentro del contenedor (data_path); devuelve una predicción por imagen (especie dominante, confianza, nº de detecciones y recuento por especie). El umbral de confianza puede sobrescribirse por petición (threshold). El reentrenamiento por usuario no está soportado (HTTP 501): el modelo sirve un artefacto entrenado externamente.</w:t>
+              <w:t xml:space="preserve">Modo predict inline: una imagen individual como ruta de fichero (image_path) o cadena base64 (image_base64); devuelve la especie dominante, confianza, recuento por especie, todas las detecciones y la imagen anotada. Modo predict batch: un directorio o fichero .zip de imágenes dentro del contenedor (data_path); devuelve una predicción por imagen (especie dominante, confianza, nº de detecciones y recuento por especie). El umbral de confianza puede sobrescribirse por petición (threshold). Modo train: reentrena (fine-tuning) el detector YOLO a partir de un dataset.yaml de Ultralytics (imágenes + etiquetas ya organizadas en train/val/test), replicando fielmente los hiperparámetros del equipo de IA; requiere obligatoriamente un mlflow_run_id (sin valor por defecto) y el checkpoint reentrenado se guarda solo en ese run de MLflow, nunca sobrescribe el artefacto base servido.</w:t>
             </w:r>
           </w:p>
         </w:tc>
@@ -1718,7 +1718,7 @@
           </w:tcPr>
           <w:p ns2:paraId="73AC0988" ns2:textId="77777777">
             <w:r>
-              <w:t xml:space="preserve">Aceptado por contrato pero ignorado: el modelo no soporta reentrenamiento por usuario (train → HTTP 501)</w:t>
+              <w:t xml:space="preserve">Identifica el run de MLflow de un modelo reentrenado por el usuario. En predict/batch es opcional (usa el artefacto base si se omite); en train es obligatorio (sin valor por defecto) — el checkpoint reentrenado se guarda solo en ese run, nunca sobrescribe el artefacto base</w:t>
             </w:r>
           </w:p>
         </w:tc>
@@ -1741,7 +1741,7 @@
           </w:tcPr>
           <w:p ns2:paraId="29F6ACFB" ns2:textId="77777777">
             <w:r>
-              <w:t xml:space="preserve">No</w:t>
+              <w:t xml:space="preserve">No en predict; Sí en train</w:t>
             </w:r>
           </w:p>
         </w:tc>
@@ -1764,7 +1764,124 @@
           </w:tcPr>
           <w:p ns2:paraId="7756D559" ns2:textId="77777777">
             <w:r>
-              <w:t xml:space="preserve">""</w:t>
+              <w:t xml:space="preserve">"" (predict) / - (train)</w:t>
+            </w:r>
+          </w:p>
+        </w:tc>
+      </w:tr>
+      <w:tr ns2:paraId="5943B210" ns2:textId="77777777">
+        <w:tc>
+          <w:tcPr>
+            <w:tcW w:w="2167" w:type="dxa"/>
+            <w:tcBorders>
+              <w:top w:val="single" w:sz="4" w:space="0" w:color="BFCFDF"/>
+              <w:left w:val="single" w:sz="4" w:space="0" w:color="BFCFDF"/>
+              <w:bottom w:val="single" w:sz="4" w:space="0" w:color="BFCFDF"/>
+              <w:right w:val="single" w:sz="4" w:space="0" w:color="BFCFDF"/>
+            </w:tcBorders>
+            <w:shd w:val="clear" w:color="auto" w:fill="EBF3FB"/>
+            <w:tcMar>
+              <w:top w:w="80" w:type="dxa"/>
+              <w:left w:w="120" w:type="dxa"/>
+              <w:bottom w:w="80" w:type="dxa"/>
+              <w:right w:w="120" w:type="dxa"/>
+            </w:tcMar>
+          </w:tcPr>
+          <w:p ns2:paraId="274456BA" ns2:textId="77777777">
+            <w:r>
+              <w:t xml:space="preserve">data_path (modo train)</w:t>
+            </w:r>
+          </w:p>
+        </w:tc>
+        <w:tc>
+          <w:tcPr>
+            <w:tcW w:w="1384" w:type="dxa"/>
+            <w:tcBorders>
+              <w:top w:val="single" w:sz="4" w:space="0" w:color="BFCFDF"/>
+              <w:left w:val="single" w:sz="4" w:space="0" w:color="BFCFDF"/>
+              <w:bottom w:val="single" w:sz="4" w:space="0" w:color="BFCFDF"/>
+              <w:right w:val="single" w:sz="4" w:space="0" w:color="BFCFDF"/>
+            </w:tcBorders>
+            <w:shd w:val="clear" w:color="auto" w:fill="EBF3FB"/>
+            <w:tcMar>
+              <w:top w:w="80" w:type="dxa"/>
+              <w:left w:w="120" w:type="dxa"/>
+              <w:bottom w:w="80" w:type="dxa"/>
+              <w:right w:w="120" w:type="dxa"/>
+            </w:tcMar>
+          </w:tcPr>
+          <w:p ns2:paraId="03BFE475" ns2:textId="77777777">
+            <w:r>
+              <w:t xml:space="preserve">str</w:t>
+            </w:r>
+          </w:p>
+        </w:tc>
+        <w:tc>
+          <w:tcPr>
+            <w:tcW w:w="3055" w:type="dxa"/>
+            <w:tcBorders>
+              <w:top w:val="single" w:sz="4" w:space="0" w:color="BFCFDF"/>
+              <w:left w:val="single" w:sz="4" w:space="0" w:color="BFCFDF"/>
+              <w:bottom w:val="single" w:sz="4" w:space="0" w:color="BFCFDF"/>
+              <w:right w:val="single" w:sz="4" w:space="0" w:color="BFCFDF"/>
+            </w:tcBorders>
+            <w:shd w:val="clear" w:color="auto" w:fill="EBF3FB"/>
+            <w:tcMar>
+              <w:top w:w="80" w:type="dxa"/>
+              <w:left w:w="120" w:type="dxa"/>
+              <w:bottom w:w="80" w:type="dxa"/>
+              <w:right w:w="120" w:type="dxa"/>
+            </w:tcMar>
+          </w:tcPr>
+          <w:p ns2:paraId="73AC0988" ns2:textId="77777777">
+            <w:r>
+              <w:t xml:space="preserve">Ruta a un dataset.yaml de Ultralytics, o a un directorio que contenga uno, con las imágenes y etiquetas YOLO ya organizadas en train/val/test</w:t>
+            </w:r>
+          </w:p>
+        </w:tc>
+        <w:tc>
+          <w:tcPr>
+            <w:tcW w:w="1307" w:type="dxa"/>
+            <w:tcBorders>
+              <w:top w:val="single" w:sz="4" w:space="0" w:color="BFCFDF"/>
+              <w:left w:val="single" w:sz="4" w:space="0" w:color="BFCFDF"/>
+              <w:bottom w:val="single" w:sz="4" w:space="0" w:color="BFCFDF"/>
+              <w:right w:val="single" w:sz="4" w:space="0" w:color="BFCFDF"/>
+            </w:tcBorders>
+            <w:shd w:val="clear" w:color="auto" w:fill="EBF3FB"/>
+            <w:tcMar>
+              <w:top w:w="80" w:type="dxa"/>
+              <w:left w:w="120" w:type="dxa"/>
+              <w:bottom w:w="80" w:type="dxa"/>
+              <w:right w:w="120" w:type="dxa"/>
+            </w:tcMar>
+          </w:tcPr>
+          <w:p ns2:paraId="29F6ACFB" ns2:textId="77777777">
+            <w:r>
+              <w:t xml:space="preserve">Sí (modo train)</w:t>
+            </w:r>
+          </w:p>
+        </w:tc>
+        <w:tc>
+          <w:tcPr>
+            <w:tcW w:w="1447" w:type="dxa"/>
+            <w:tcBorders>
+              <w:top w:val="single" w:sz="4" w:space="0" w:color="BFCFDF"/>
+              <w:left w:val="single" w:sz="4" w:space="0" w:color="BFCFDF"/>
+              <w:bottom w:val="single" w:sz="4" w:space="0" w:color="BFCFDF"/>
+              <w:right w:val="single" w:sz="4" w:space="0" w:color="BFCFDF"/>
+            </w:tcBorders>
+            <w:shd w:val="clear" w:color="auto" w:fill="EBF3FB"/>
+            <w:tcMar>
+              <w:top w:w="80" w:type="dxa"/>
+              <w:left w:w="120" w:type="dxa"/>
+              <w:bottom w:w="80" w:type="dxa"/>
+              <w:right w:w="120" w:type="dxa"/>
+            </w:tcMar>
+          </w:tcPr>
+          <w:p ns2:paraId="7756D559" ns2:textId="77777777">
+            <w:r>
+              <w:t xml:space="preserve">-</w:t>
             </w:r>
           </w:p>
         </w:tc>
@@ -3448,6 +3565,194 @@
           </w:p>
         </w:tc>
       </w:tr>
+      <w:tr ns2:paraId="66471EDA" ns2:textId="77777777">
+        <w:tc>
+          <w:tcPr>
+            <w:tcW w:w="2340" w:type="dxa"/>
+            <w:tcBorders>
+              <w:top w:val="single" w:sz="4" w:space="0" w:color="BFCFDF"/>
+              <w:left w:val="single" w:sz="4" w:space="0" w:color="BFCFDF"/>
+              <w:bottom w:val="single" w:sz="4" w:space="0" w:color="BFCFDF"/>
+              <w:right w:val="single" w:sz="4" w:space="0" w:color="BFCFDF"/>
+            </w:tcBorders>
+            <w:shd w:val="clear" w:color="auto" w:fill="EBF3FB"/>
+            <w:tcMar>
+              <w:top w:w="80" w:type="dxa"/>
+              <w:left w:w="120" w:type="dxa"/>
+              <w:bottom w:w="80" w:type="dxa"/>
+              <w:right w:w="120" w:type="dxa"/>
+            </w:tcMar>
+          </w:tcPr>
+          <w:p ns2:paraId="631A7871" ns2:textId="77777777">
+            <w:r>
+              <w:t xml:space="preserve">Detección real verificada (model.val() sobre 2.700 imágenes reales de test)</w:t>
+            </w:r>
+          </w:p>
+        </w:tc>
+        <w:tc>
+          <w:tcPr>
+            <w:tcW w:w="2340" w:type="dxa"/>
+            <w:tcBorders>
+              <w:top w:val="single" w:sz="4" w:space="0" w:color="BFCFDF"/>
+              <w:left w:val="single" w:sz="4" w:space="0" w:color="BFCFDF"/>
+              <w:bottom w:val="single" w:sz="4" w:space="0" w:color="BFCFDF"/>
+              <w:right w:val="single" w:sz="4" w:space="0" w:color="BFCFDF"/>
+            </w:tcBorders>
+            <w:shd w:val="clear" w:color="auto" w:fill="EBF3FB"/>
+            <w:tcMar>
+              <w:top w:w="80" w:type="dxa"/>
+              <w:left w:w="120" w:type="dxa"/>
+              <w:bottom w:w="80" w:type="dxa"/>
+              <w:right w:w="120" w:type="dxa"/>
+            </w:tcMar>
+          </w:tcPr>
+          <w:p ns2:paraId="098B665D" ns2:textId="77777777">
+            <w:r>
+              <w:t xml:space="preserve">mAP50=0,871 / precision=0,876 / recall=0,856</w:t>
+            </w:r>
+          </w:p>
+        </w:tc>
+        <w:tc>
+          <w:tcPr>
+            <w:tcW w:w="2340" w:type="dxa"/>
+            <w:tcBorders>
+              <w:top w:val="single" w:sz="4" w:space="0" w:color="BFCFDF"/>
+              <w:left w:val="single" w:sz="4" w:space="0" w:color="BFCFDF"/>
+              <w:bottom w:val="single" w:sz="4" w:space="0" w:color="BFCFDF"/>
+              <w:right w:val="single" w:sz="4" w:space="0" w:color="BFCFDF"/>
+            </w:tcBorders>
+            <w:shd w:val="clear" w:color="auto" w:fill="EBF3FB"/>
+            <w:tcMar>
+              <w:top w:w="80" w:type="dxa"/>
+              <w:left w:w="120" w:type="dxa"/>
+              <w:bottom w:w="80" w:type="dxa"/>
+              <w:right w:w="120" w:type="dxa"/>
+            </w:tcMar>
+          </w:tcPr>
+          <w:p ns2:paraId="43E2B30F" ns2:textId="77777777">
+            <w:r>
+              <w:t xml:space="preserve">Verificación post-integración (verification_report.md, Ciclo 2) ejecutando el checkpoint real servido sobre el split de test completo ya entregado — coherente con el 0,87/0,84/0,81 declarado en la memoria</w:t>
+            </w:r>
+          </w:p>
+        </w:tc>
+        <w:tc>
+          <w:tcPr>
+            <w:tcW w:w="2340" w:type="dxa"/>
+            <w:tcBorders>
+              <w:top w:val="single" w:sz="4" w:space="0" w:color="BFCFDF"/>
+              <w:left w:val="single" w:sz="4" w:space="0" w:color="BFCFDF"/>
+              <w:bottom w:val="single" w:sz="4" w:space="0" w:color="BFCFDF"/>
+              <w:right w:val="single" w:sz="4" w:space="0" w:color="BFCFDF"/>
+            </w:tcBorders>
+            <w:shd w:val="clear" w:color="auto" w:fill="EBF3FB"/>
+            <w:tcMar>
+              <w:top w:w="80" w:type="dxa"/>
+              <w:left w:w="120" w:type="dxa"/>
+              <w:bottom w:w="80" w:type="dxa"/>
+              <w:right w:w="120" w:type="dxa"/>
+            </w:tcMar>
+          </w:tcPr>
+          <w:p ns2:paraId="6AFC25E8" ns2:textId="77777777">
+            <w:r>
+              <w:t xml:space="preserve">confirma que la localización y clasificación de cajas del detector servido es fiel a lo declarado por el equipo de IA</w:t>
+            </w:r>
+          </w:p>
+        </w:tc>
+      </w:tr>
+      <w:tr ns2:paraId="66471EDA" ns2:textId="77777777">
+        <w:tc>
+          <w:tcPr>
+            <w:tcW w:w="2340" w:type="dxa"/>
+            <w:tcBorders>
+              <w:top w:val="single" w:sz="4" w:space="0" w:color="BFCFDF"/>
+              <w:left w:val="single" w:sz="4" w:space="0" w:color="BFCFDF"/>
+              <w:bottom w:val="single" w:sz="4" w:space="0" w:color="BFCFDF"/>
+              <w:right w:val="single" w:sz="4" w:space="0" w:color="BFCFDF"/>
+            </w:tcBorders>
+            <w:shd w:val="clear" w:color="auto" w:fill="EBF3FB"/>
+            <w:tcMar>
+              <w:top w:w="80" w:type="dxa"/>
+              <w:left w:w="120" w:type="dxa"/>
+              <w:bottom w:w="80" w:type="dxa"/>
+              <w:right w:w="120" w:type="dxa"/>
+            </w:tcMar>
+          </w:tcPr>
+          <w:p ns2:paraId="631A7871" ns2:textId="77777777">
+            <w:r>
+              <w:t xml:space="preserve">Correctitud post-integración (golden dataset, verification_report.md)</w:t>
+            </w:r>
+          </w:p>
+        </w:tc>
+        <w:tc>
+          <w:tcPr>
+            <w:tcW w:w="2340" w:type="dxa"/>
+            <w:tcBorders>
+              <w:top w:val="single" w:sz="4" w:space="0" w:color="BFCFDF"/>
+              <w:left w:val="single" w:sz="4" w:space="0" w:color="BFCFDF"/>
+              <w:bottom w:val="single" w:sz="4" w:space="0" w:color="BFCFDF"/>
+              <w:right w:val="single" w:sz="4" w:space="0" w:color="BFCFDF"/>
+            </w:tcBorders>
+            <w:shd w:val="clear" w:color="auto" w:fill="EBF3FB"/>
+            <w:tcMar>
+              <w:top w:w="80" w:type="dxa"/>
+              <w:left w:w="120" w:type="dxa"/>
+              <w:bottom w:w="80" w:type="dxa"/>
+              <w:right w:w="120" w:type="dxa"/>
+            </w:tcMar>
+          </w:tcPr>
+          <w:p ns2:paraId="098B665D" ns2:textId="77777777">
+            <w:r>
+              <w:t xml:space="preserve">23/23 casos reales coinciden exactamente contra el servidor real</w:t>
+            </w:r>
+          </w:p>
+        </w:tc>
+        <w:tc>
+          <w:tcPr>
+            <w:tcW w:w="2340" w:type="dxa"/>
+            <w:tcBorders>
+              <w:top w:val="single" w:sz="4" w:space="0" w:color="BFCFDF"/>
+              <w:left w:val="single" w:sz="4" w:space="0" w:color="BFCFDF"/>
+              <w:bottom w:val="single" w:sz="4" w:space="0" w:color="BFCFDF"/>
+              <w:right w:val="single" w:sz="4" w:space="0" w:color="BFCFDF"/>
+            </w:tcBorders>
+            <w:shd w:val="clear" w:color="auto" w:fill="EBF3FB"/>
+            <w:tcMar>
+              <w:top w:w="80" w:type="dxa"/>
+              <w:left w:w="120" w:type="dxa"/>
+              <w:bottom w:w="80" w:type="dxa"/>
+              <w:right w:w="120" w:type="dxa"/>
+            </w:tcMar>
+          </w:tcPr>
+          <w:p ns2:paraId="43E2B30F" ns2:textId="77777777">
+            <w:r>
+              <w:t xml:space="preserve">23 casos extraídos del split de test real (20 de una sola especie + 3 multiespecie), verificados vía HTTP tras corregir el bug de decodificación de especie (ver limitaciones)</w:t>
+            </w:r>
+          </w:p>
+        </w:tc>
+        <w:tc>
+          <w:tcPr>
+            <w:tcW w:w="2340" w:type="dxa"/>
+            <w:tcBorders>
+              <w:top w:val="single" w:sz="4" w:space="0" w:color="BFCFDF"/>
+              <w:left w:val="single" w:sz="4" w:space="0" w:color="BFCFDF"/>
+              <w:bottom w:val="single" w:sz="4" w:space="0" w:color="BFCFDF"/>
+              <w:right w:val="single" w:sz="4" w:space="0" w:color="BFCFDF"/>
+            </w:tcBorders>
+            <w:shd w:val="clear" w:color="auto" w:fill="EBF3FB"/>
+            <w:tcMar>
+              <w:top w:w="80" w:type="dxa"/>
+              <w:left w:w="120" w:type="dxa"/>
+              <w:bottom w:w="80" w:type="dxa"/>
+              <w:right w:w="120" w:type="dxa"/>
+            </w:tcMar>
+          </w:tcPr>
+          <w:p ns2:paraId="6AFC25E8" ns2:textId="77777777">
+            <w:r>
+              <w:t xml:space="preserve">el servicio ya integrado reproduce fielmente el comportamiento del checkpoint real, incluyendo los errores genuinos de detección (falsos positivos/negativos) que mide el recall/precision de arriba</w:t>
+            </w:r>
+          </w:p>
+        </w:tc>
+      </w:tr>
     </w:tbl>
     <w:p ns2:paraId="1A7F9A77" ns2:textId="4488DBEE">
       <w:pPr>
@@ -3731,7 +4036,7 @@
           </w:tcPr>
           <w:p ns2:paraId="26419EF2" ns2:textId="77777777">
             <w:r>
-              <w:t xml:space="preserve">Entrenamiento en GPU, inferencia en CPU</w:t>
+              <w:t xml:space="preserve">Decodificación de especie — bug crítico ya corregido</w:t>
             </w:r>
           </w:p>
         </w:tc>
@@ -3754,7 +4059,55 @@
           </w:tcPr>
           <w:p ns2:paraId="3E7B7A63" ns2:textId="77777777">
             <w:r>
-              <w:t xml:space="preserve">El entrenamiento requirió GPU (CUDA, ~6-8 h en RTX 4070). En esta integración la inferencia está fijada a CPU (_DEVICE='cpu'); es adecuada para imágenes individuales o lotes pequeños, pero el throughput en lotes grandes es limitado sin GPU.</w:t>
+              <w:t xml:space="preserve">El código de entrenamiento entregado por el equipo de IA generaba, para el checkpoint base, una inconsistencia entre el orden de clase usado para entrenar y el orden embebido en el propio checkpoint; esto hacía que, antes de esta corrección, el servicio asignara la especie equivocada en ~6 de cada 10 detecciones (verificado: 39,0% de aciertos de especie sobre 500 imágenes reales). Corregido en la integración (sin reentrenar el modelo): tras el fix, el acierto de especie sube a 94,4% sobre la misma muestra. El detector (localización de cajas) nunca se vio afectado — mAP50 real 0,871, coherente con la memoria.</w:t>
+            </w:r>
+          </w:p>
+        </w:tc>
+      </w:tr>
+      <w:tr ns2:paraId="221304F4" ns2:textId="77777777">
+        <w:tc>
+          <w:tcPr>
+            <w:tcW w:w="3120" w:type="dxa"/>
+            <w:tcBorders>
+              <w:top w:val="single" w:sz="4" w:space="0" w:color="BFCFDF"/>
+              <w:left w:val="single" w:sz="4" w:space="0" w:color="BFCFDF"/>
+              <w:bottom w:val="single" w:sz="4" w:space="0" w:color="BFCFDF"/>
+              <w:right w:val="single" w:sz="4" w:space="0" w:color="BFCFDF"/>
+            </w:tcBorders>
+            <w:shd w:val="clear" w:color="auto" w:fill="EBF3FB"/>
+            <w:tcMar>
+              <w:top w:w="80" w:type="dxa"/>
+              <w:left w:w="120" w:type="dxa"/>
+              <w:bottom w:w="80" w:type="dxa"/>
+              <w:right w:w="120" w:type="dxa"/>
+            </w:tcMar>
+          </w:tcPr>
+          <w:p ns2:paraId="26419EF2" ns2:textId="77777777">
+            <w:r>
+              <w:t xml:space="preserve">Device de inferencia — detección automática con fallback</w:t>
+            </w:r>
+          </w:p>
+        </w:tc>
+        <w:tc>
+          <w:tcPr>
+            <w:tcW w:w="6240" w:type="dxa"/>
+            <w:tcBorders>
+              <w:top w:val="single" w:sz="4" w:space="0" w:color="BFCFDF"/>
+              <w:left w:val="single" w:sz="4" w:space="0" w:color="BFCFDF"/>
+              <w:bottom w:val="single" w:sz="4" w:space="0" w:color="BFCFDF"/>
+              <w:right w:val="single" w:sz="4" w:space="0" w:color="BFCFDF"/>
+            </w:tcBorders>
+            <w:shd w:val="clear" w:color="auto" w:fill="EBF3FB"/>
+            <w:tcMar>
+              <w:top w:w="80" w:type="dxa"/>
+              <w:left w:w="120" w:type="dxa"/>
+              <w:bottom w:w="80" w:type="dxa"/>
+              <w:right w:w="120" w:type="dxa"/>
+            </w:tcMar>
+          </w:tcPr>
+          <w:p ns2:paraId="3E7B7A63" ns2:textId="77777777">
+            <w:r>
+              <w:t xml:space="preserve">La inferencia usa GPU (CUDA) automáticamente si hay una disponible y compatible, probándolo con una operación real antes de confiar en ella; si no, cae a CPU de forma segura. Es adecuada para imágenes individuales o lotes pequeños en CPU, y para lotes grandes se recomienda una GPU compatible.</w:t>
             </w:r>
           </w:p>
         </w:tc>
@@ -3846,7 +4199,7 @@
         <w:jc w:val="both"/>
       </w:pPr>
       <w:r>
-        <w:t xml:space="preserve">Inferencia solo CPU (_DEVICE='cpu'); ultralytics importado de forma perezosa. Artefacto best.pt (~5,3 MB) cargado vía ArtifactStore (local artifacts/ o S3), nunca commiteado a git. Entrada RGB reescalada internamente por ultralytics (resolución nativa del dataset 512×512, tensor (3,512,512)); imagen anotada limitada a 640 px y JPEG calidad 70. Entorno de desarrollo: Python 3.10.11, torch/torchvision, ultralytics, opencv-python, numpy, pandas (PyTorch con CUDA solo para entrenamiento). El umbral por defecto CONF_THRESHOLD=0,28 se calibró para minimizar falsos positivos sin comprometer recall; es sobrescribible por petición. train() responde HTTP 501 (artefacto externo). metrics={} en el endpoint stats.</w:t>
+        <w:t xml:space="preserve">Inferencia en CUDA si hay GPU compatible disponible (fallback automático y seguro a CPU); ultralytics importado de forma perezosa. Artefacto best.pt (~5,3 MB) cargado vía ArtifactStore (local artifacts/ o S3), nunca commiteado a git. Entrada RGB reescalada internamente por ultralytics (resolución de inferencia 512×512, imgsz explícito en cada llamada); imagen anotada limitada a 640 px y JPEG calidad 70. El umbral por defecto CONF_THRESHOLD=0,28 se calibró para minimizar falsos positivos sin comprometer recall; es sobrescribible por petición. train() soporta fine-tuning real (300 épocas, mismos hiperparámetros que el equipo de IA, mlflow_run_id obligatorio); el checkpoint reentrenado se sube solo a MLflow, nunca sobrescribe el artefacto base.</w:t>
       </w:r>
     </w:p>
     <w:p ns2:paraId="642BAC39" ns2:textId="77777777"/>
@@ -3937,7 +4290,7 @@
           </w:tcPr>
           <w:p ns2:paraId="548E93F5" ns2:textId="77777777">
             <w:r>
-              <w:t xml:space="preserve">No documentado en la entrega como golden dataset versionado. La memoria referencia el conjunto de test del split hold-out del Pestdataset (data/splits) y el pipeline de inferencia scripts/predict.py.</w:t>
+              <w:t xml:space="preserve">23 casos reales extraídos de data/splits/images/test/ + data/splits/labels/test/ del dataset entregado (ground truth real), con verificación de correctitud ya ejecutada (ver verification_report.md).</w:t>
             </w:r>
           </w:p>
         </w:tc>
@@ -3992,7 +4345,7 @@
           </w:tcPr>
           <w:p ns2:paraId="2F98E928" ns2:textId="77777777">
             <w:r>
-              <w:t xml:space="preserve">Conjunto de test declarado en la memoria: 2.700 imágenes, 4.090 instancias etiquetadas (partición estratificada 70/15/15, semilla 42).</w:t>
+              <w:t xml:space="preserve">Conjunto de test real: 2.700 imágenes, 4.095 instancias etiquetadas (partición 70/15/15, semilla 42). Golden dataset de verificación: 23 imágenes (20 de una sola especie + 3 multiespecie).</w:t>
             </w:r>
           </w:p>
         </w:tc>
@@ -4047,7 +4400,7 @@
           </w:tcPr>
           <w:p ns2:paraId="15092C4A" ns2:textId="77777777">
             <w:r>
-              <w:t xml:space="preserve">Según la memoria, la evaluación sobre el test alcanza mAP@0,5 global de 0,87 (P 0,84 / R 0,81). No se ejecutó verificación de correctitud post-integración contra golden dataset en esta entrega (no existe verification_report.md).</w:t>
+              <w:t xml:space="preserve">model.val() real sobre las 2.700 imágenes de test: mAP50=0,871/precision=0,876/recall=0,856, coherente con el 0,87/0,84/0,81 de la memoria. Los 23 casos del golden dataset coinciden exactamente (23/23) contra el servidor real tras corregir el bug de decodificación de especie — ver verification_report.md, Ciclo 2.</w:t>
             </w:r>
           </w:p>
         </w:tc>

--- a/outputs/a07/a07_ficha_tecnica.docx
+++ b/outputs/a07/a07_ficha_tecnica.docx
@@ -1,8 +1,8 @@
 
 <file path=word/document.xml><?xml version="1.0" encoding="utf-8"?>
-<w:document xmlns:w="http://schemas.openxmlformats.org/wordprocessingml/2006/main" xmlns:ns1="http://schemas.openxmlformats.org/markup-compatibility/2006" xmlns:ns2="http://schemas.microsoft.com/office/word/2010/wordml" xmlns:ns3="http://schemas.openxmlformats.org/drawingml/2006/wordprocessingDrawing" xmlns:ns4="http://schemas.microsoft.com/office/word/2010/wordprocessingDrawing" xmlns:ns5="http://schemas.openxmlformats.org/drawingml/2006/main" xmlns:ns6="http://schemas.openxmlformats.org/drawingml/2006/picture" xmlns:ns7="http://schemas.openxmlformats.org/officeDocument/2006/relationships" xmlns:w15="http://schemas.microsoft.com/office/word/2012/wordml" xmlns:w16="http://schemas.microsoft.com/office/word/2018/wordml" xmlns:w16cex="http://schemas.microsoft.com/office/word/2018/wordml/cex" xmlns:w16cid="http://schemas.microsoft.com/office/word/2016/wordml/cid" xmlns:w16du="http://schemas.microsoft.com/office/word/2023/wordml/word16du" xmlns:w16se="http://schemas.microsoft.com/office/word/2015/wordml/symex" xmlns:w16sdtfl="http://schemas.microsoft.com/office/word/2020/wordml/sdtdatahash" xmlns:w16sdtdh="http://schemas.microsoft.com/office/word/2020/wordml/sdtdatahash" xmlns:w14="http://schemas.microsoft.com/office/word/2010/wordml" xmlns:wp14="http://schemas.microsoft.com/office/word/2010/wordprocessingDrawing" ns1:Ignorable="w14 w15 w16se w16cid w16 w16cex w16sdtdh w16sdtfl w16du wp14">
+<w:document xmlns:wpc="http://schemas.microsoft.com/office/word/2010/wordprocessingCanvas" xmlns:cx="http://schemas.microsoft.com/office/drawing/2014/chartex" xmlns:cx1="http://schemas.microsoft.com/office/drawing/2015/9/8/chartex" xmlns:cx2="http://schemas.microsoft.com/office/drawing/2015/10/21/chartex" xmlns:cx3="http://schemas.microsoft.com/office/drawing/2016/5/9/chartex" xmlns:cx4="http://schemas.microsoft.com/office/drawing/2016/5/10/chartex" xmlns:cx5="http://schemas.microsoft.com/office/drawing/2016/5/11/chartex" xmlns:cx6="http://schemas.microsoft.com/office/drawing/2016/5/12/chartex" xmlns:cx7="http://schemas.microsoft.com/office/drawing/2016/5/13/chartex" xmlns:cx8="http://schemas.microsoft.com/office/drawing/2016/5/14/chartex" xmlns:mc="http://schemas.openxmlformats.org/markup-compatibility/2006" xmlns:aink="http://schemas.microsoft.com/office/drawing/2016/ink" xmlns:am3d="http://schemas.microsoft.com/office/drawing/2017/model3d" xmlns:o="urn:schemas-microsoft-com:office:office" xmlns:oel="http://schemas.microsoft.com/office/2019/extlst" xmlns:r="http://schemas.openxmlformats.org/officeDocument/2006/relationships" xmlns:m="http://schemas.openxmlformats.org/officeDocument/2006/math" xmlns:v="urn:schemas-microsoft-com:vml" xmlns:wp14="http://schemas.microsoft.com/office/word/2010/wordprocessingDrawing" xmlns:wp="http://schemas.openxmlformats.org/drawingml/2006/wordprocessingDrawing" xmlns:w10="urn:schemas-microsoft-com:office:word" xmlns:w="http://schemas.openxmlformats.org/wordprocessingml/2006/main" xmlns:w14="http://schemas.microsoft.com/office/word/2010/wordml" xmlns:w15="http://schemas.microsoft.com/office/word/2012/wordml" xmlns:w16cex="http://schemas.microsoft.com/office/word/2018/wordml/cex" xmlns:w16cid="http://schemas.microsoft.com/office/word/2016/wordml/cid" xmlns:w16="http://schemas.microsoft.com/office/word/2018/wordml" xmlns:w16du="http://schemas.microsoft.com/office/word/2023/wordml/word16du" xmlns:w16sdtdh="http://schemas.microsoft.com/office/word/2020/wordml/sdtdatahash" xmlns:w16sdtfl="http://schemas.microsoft.com/office/word/2024/wordml/sdtformatlock" xmlns:w16se="http://schemas.microsoft.com/office/word/2015/wordml/symex" xmlns:wpg="http://schemas.microsoft.com/office/word/2010/wordprocessingGroup" xmlns:wpi="http://schemas.microsoft.com/office/word/2010/wordprocessingInk" xmlns:wne="http://schemas.microsoft.com/office/word/2006/wordml" xmlns:wps="http://schemas.microsoft.com/office/word/2010/wordprocessingShape" mc:Ignorable="w14 w15 w16se w16cid w16 w16cex w16sdtdh w16sdtfl w16du wp14">
   <w:body>
-    <w:p ns2:paraId="626D87FC" ns2:textId="77777777">
+    <w:p>
       <w:pPr>
         <w:widowControl w:val="0"/>
         <w:pBdr>
@@ -15,120 +15,120 @@
         <w:spacing w:after="0" w:line="276" w:lineRule="auto"/>
       </w:pPr>
     </w:p>
-    <w:p ns2:paraId="1F06B188" ns2:textId="77777777">
+    <w:p>
       <w:r>
         <w:rPr>
           <w:noProof/>
         </w:rPr>
         <w:drawing>
-          <ns3:anchor distT="0" distB="0" distL="114300" distR="114300" simplePos="0" relativeHeight="251658240" behindDoc="0" locked="0" layoutInCell="1" hidden="0" allowOverlap="1" ns4:anchorId="7490E72F" ns4:editId="7601E0FE">
-            <ns3:simplePos x="0" y="0"/>
-            <ns3:positionH relativeFrom="column">
-              <ns3:posOffset>590550</ns3:posOffset>
-            </ns3:positionH>
-            <ns3:positionV relativeFrom="paragraph">
-              <ns3:posOffset>0</ns3:posOffset>
-            </ns3:positionV>
-            <ns3:extent cx="3373120" cy="2032000"/>
-            <ns3:effectExtent l="0" t="0" r="0" b="0"/>
-            <ns3:wrapSquare wrapText="bothSides" distT="0" distB="0" distL="114300" distR="114300"/>
-            <ns3:docPr id="1001" name="image5.jpg" descr="A logo with green leaves  AI-generated content may be incorrect."/>
-            <ns3:cNvGraphicFramePr/>
-            <ns5:graphic>
-              <ns5:graphicData uri="http://schemas.openxmlformats.org/drawingml/2006/picture">
-                <ns6:pic>
-                  <ns6:nvPicPr>
-                    <ns6:cNvPr id="0" name="image5.jpg" descr="A logo with green leaves  AI-generated content may be incorrect."/>
-                    <ns6:cNvPicPr preferRelativeResize="0"/>
-                  </ns6:nvPicPr>
-                  <ns6:blipFill>
-                    <ns5:blip ns7:embed="rId9"/>
-                    <ns5:srcRect/>
-                    <ns5:stretch>
-                      <ns5:fillRect/>
-                    </ns5:stretch>
-                  </ns6:blipFill>
-                  <ns6:spPr>
-                    <ns5:xfrm>
-                      <ns5:off x="0" y="0"/>
-                      <ns5:ext cx="3373120" cy="2032000"/>
-                    </ns5:xfrm>
-                    <ns5:prstGeom prst="rect">
-                      <ns5:avLst/>
-                    </ns5:prstGeom>
-                    <ns5:ln/>
-                  </ns6:spPr>
-                </ns6:pic>
-              </ns5:graphicData>
-            </ns5:graphic>
-          </ns3:anchor>
+          <wp:anchor distT="0" distB="0" distL="114300" distR="114300" simplePos="0" relativeHeight="251658240" behindDoc="0" locked="0" layoutInCell="1" hidden="0" allowOverlap="1" wp14:anchorId="7490E72F" wp14:editId="7601E0FE">
+            <wp:simplePos x="0" y="0"/>
+            <wp:positionH relativeFrom="column">
+              <wp:posOffset>590550</wp:posOffset>
+            </wp:positionH>
+            <wp:positionV relativeFrom="paragraph">
+              <wp:posOffset>0</wp:posOffset>
+            </wp:positionV>
+            <wp:extent cx="3373120" cy="2032000"/>
+            <wp:effectExtent l="0" t="0" r="0" b="0"/>
+            <wp:wrapSquare wrapText="bothSides" distT="0" distB="0" distL="114300" distR="114300"/>
+            <wp:docPr id="1001" name="image5.jpg" descr="A logo with green leaves  AI-generated content may be incorrect."/>
+            <wp:cNvGraphicFramePr/>
+            <a:graphic xmlns:a="http://schemas.openxmlformats.org/drawingml/2006/main">
+              <a:graphicData uri="http://schemas.openxmlformats.org/drawingml/2006/picture">
+                <pic:pic xmlns:pic="http://schemas.openxmlformats.org/drawingml/2006/picture">
+                  <pic:nvPicPr>
+                    <pic:cNvPr id="0" name="image5.jpg" descr="A logo with green leaves  AI-generated content may be incorrect."/>
+                    <pic:cNvPicPr preferRelativeResize="0"/>
+                  </pic:nvPicPr>
+                  <pic:blipFill>
+                    <a:blip r:embed="rId9"/>
+                    <a:srcRect/>
+                    <a:stretch>
+                      <a:fillRect/>
+                    </a:stretch>
+                  </pic:blipFill>
+                  <pic:spPr>
+                    <a:xfrm>
+                      <a:off x="0" y="0"/>
+                      <a:ext cx="3373120" cy="2032000"/>
+                    </a:xfrm>
+                    <a:prstGeom prst="rect">
+                      <a:avLst/>
+                    </a:prstGeom>
+                    <a:ln/>
+                  </pic:spPr>
+                </pic:pic>
+              </a:graphicData>
+            </a:graphic>
+          </wp:anchor>
         </w:drawing>
       </w:r>
     </w:p>
-    <w:p ns2:paraId="5ED55FDB" ns2:textId="77777777"/>
-    <w:p ns2:paraId="3ACB5044" ns2:textId="77777777"/>
-    <w:p ns2:paraId="24D31646" ns2:textId="77777777">
+    <w:p/>
+    <w:p/>
+    <w:p>
       <w:r>
         <w:rPr>
           <w:noProof/>
         </w:rPr>
         <w:drawing>
-          <ns3:anchor distT="0" distB="0" distL="114300" distR="114300" simplePos="0" relativeHeight="251659264" behindDoc="0" locked="0" layoutInCell="1" hidden="0" allowOverlap="1" ns4:anchorId="41217845" ns4:editId="3C0FBC9E">
-            <ns3:simplePos x="0" y="0"/>
-            <ns3:positionH relativeFrom="column">
-              <ns3:posOffset>2634615</ns3:posOffset>
-            </ns3:positionH>
-            <ns3:positionV relativeFrom="paragraph">
-              <ns3:posOffset>130810</ns3:posOffset>
-            </ns3:positionV>
-            <ns3:extent cx="2266950" cy="1295400"/>
-            <ns3:effectExtent l="0" t="0" r="0" b="0"/>
-            <ns3:wrapNone/>
-            <ns3:docPr id="1002" name="image1.png" descr="A black background with white text and brown lines  AI-generated content may be incorrect."/>
-            <ns3:cNvGraphicFramePr/>
-            <ns5:graphic>
-              <ns5:graphicData uri="http://schemas.openxmlformats.org/drawingml/2006/picture">
-                <ns6:pic>
-                  <ns6:nvPicPr>
-                    <ns6:cNvPr id="0" name="image1.png" descr="A black background with white text and brown lines  AI-generated content may be incorrect."/>
-                    <ns6:cNvPicPr preferRelativeResize="0"/>
-                  </ns6:nvPicPr>
-                  <ns6:blipFill>
-                    <ns5:blip ns7:embed="rId10"/>
-                    <ns5:srcRect/>
-                    <ns5:stretch>
-                      <ns5:fillRect/>
-                    </ns5:stretch>
-                  </ns6:blipFill>
-                  <ns6:spPr>
-                    <ns5:xfrm>
-                      <ns5:off x="0" y="0"/>
-                      <ns5:ext cx="2266950" cy="1295400"/>
-                    </ns5:xfrm>
-                    <ns5:prstGeom prst="rect">
-                      <ns5:avLst/>
-                    </ns5:prstGeom>
-                    <ns5:ln/>
-                  </ns6:spPr>
-                </ns6:pic>
-              </ns5:graphicData>
-            </ns5:graphic>
-          </ns3:anchor>
+          <wp:anchor distT="0" distB="0" distL="114300" distR="114300" simplePos="0" relativeHeight="251659264" behindDoc="0" locked="0" layoutInCell="1" hidden="0" allowOverlap="1" wp14:anchorId="41217845" wp14:editId="3C0FBC9E">
+            <wp:simplePos x="0" y="0"/>
+            <wp:positionH relativeFrom="column">
+              <wp:posOffset>2634615</wp:posOffset>
+            </wp:positionH>
+            <wp:positionV relativeFrom="paragraph">
+              <wp:posOffset>130810</wp:posOffset>
+            </wp:positionV>
+            <wp:extent cx="2266950" cy="1295400"/>
+            <wp:effectExtent l="0" t="0" r="0" b="0"/>
+            <wp:wrapNone/>
+            <wp:docPr id="1002" name="image1.png" descr="A black background with white text and brown lines  AI-generated content may be incorrect."/>
+            <wp:cNvGraphicFramePr/>
+            <a:graphic xmlns:a="http://schemas.openxmlformats.org/drawingml/2006/main">
+              <a:graphicData uri="http://schemas.openxmlformats.org/drawingml/2006/picture">
+                <pic:pic xmlns:pic="http://schemas.openxmlformats.org/drawingml/2006/picture">
+                  <pic:nvPicPr>
+                    <pic:cNvPr id="0" name="image1.png" descr="A black background with white text and brown lines  AI-generated content may be incorrect."/>
+                    <pic:cNvPicPr preferRelativeResize="0"/>
+                  </pic:nvPicPr>
+                  <pic:blipFill>
+                    <a:blip r:embed="rId10"/>
+                    <a:srcRect/>
+                    <a:stretch>
+                      <a:fillRect/>
+                    </a:stretch>
+                  </pic:blipFill>
+                  <pic:spPr>
+                    <a:xfrm>
+                      <a:off x="0" y="0"/>
+                      <a:ext cx="2266950" cy="1295400"/>
+                    </a:xfrm>
+                    <a:prstGeom prst="rect">
+                      <a:avLst/>
+                    </a:prstGeom>
+                    <a:ln/>
+                  </pic:spPr>
+                </pic:pic>
+              </a:graphicData>
+            </a:graphic>
+          </wp:anchor>
         </w:drawing>
       </w:r>
     </w:p>
-    <w:p ns2:paraId="510A3F8A" ns2:textId="77777777"/>
-    <w:p ns2:paraId="11346F3F" ns2:textId="77777777"/>
-    <w:p ns2:paraId="239C7CC2" ns2:textId="77777777"/>
-    <w:p ns2:paraId="456AF325" ns2:textId="77777777"/>
-    <w:p ns2:paraId="32FEB606" ns2:textId="77777777">
+    <w:p/>
+    <w:p/>
+    <w:p/>
+    <w:p/>
+    <w:p>
       <w:pPr>
         <w:jc w:val="right"/>
       </w:pPr>
     </w:p>
-    <w:p ns2:paraId="7099C703" ns2:textId="77777777"/>
-    <w:p ns2:paraId="5674BF31" ns2:textId="77777777"/>
-    <w:p ns2:paraId="57D79371" ns2:textId="77777777">
+    <w:p/>
+    <w:p/>
+    <w:p>
       <w:pPr>
         <w:rPr>
           <w:rFonts w:ascii="Liberation Sans Regular" w:eastAsia="Liberation Sans Regular" w:hAnsi="Liberation Sans Regular" w:cs="Liberation Sans Regular"/>
@@ -138,7 +138,7 @@
         </w:rPr>
       </w:pPr>
     </w:p>
-    <w:p ns2:paraId="04402B53" ns2:textId="77777777">
+    <w:p>
       <w:pPr>
         <w:ind w:left="993"/>
         <w:rPr>
@@ -158,7 +158,7 @@
         <w:t>Ficha técnica del modelo</w:t>
       </w:r>
     </w:p>
-    <w:p ns2:paraId="2CCAB764" ns2:textId="77777777">
+    <w:p>
       <w:pPr>
         <w:ind w:left="993"/>
         <w:rPr>
@@ -175,10 +175,10 @@
           <w:sz w:val="60"/>
           <w:szCs w:val="60"/>
         </w:rPr>
-        <w:t xml:space="preserve">a07 · cereals-grain-pest-detection</w:t>
+        <w:t>a07 · cereals-grain-pest-detection</w:t>
       </w:r>
     </w:p>
-    <w:p ns2:paraId="77EA3F8E" ns2:textId="77777777">
+    <w:p>
       <w:pPr>
         <w:shd w:val="clear" w:color="auto" w:fill="E3EFDD"/>
         <w:ind w:left="993" w:right="2267" w:firstLine="140"/>
@@ -196,10 +196,10 @@
           <w:sz w:val="44"/>
           <w:szCs w:val="44"/>
         </w:rPr>
-        <w:t xml:space="preserve">Especificación técnica para integración en la plataforma DatagIA</w:t>
+        <w:t>Especificación técnica para integración en la plataforma DatagIA</w:t>
       </w:r>
     </w:p>
-    <w:p ns2:paraId="70952EAF" ns2:textId="77777777">
+    <w:p>
       <w:pPr>
         <w:ind w:left="993"/>
         <w:rPr>
@@ -216,186 +216,75 @@
           <w:sz w:val="32"/>
           <w:szCs w:val="32"/>
         </w:rPr>
-        <w:t xml:space="preserve">Julio 2026</w:t>
+        <w:t>Julio 2026</w:t>
       </w:r>
     </w:p>
-    <w:p ns2:paraId="262CD268" ns2:textId="77777777">
+    <w:p>
       <w:r>
         <w:rPr>
           <w:noProof/>
         </w:rPr>
         <w:drawing>
-          <ns3:anchor distT="0" distB="0" distL="0" distR="0" simplePos="0" relativeHeight="251660288" behindDoc="1" locked="0" layoutInCell="1" hidden="0" allowOverlap="1" ns4:anchorId="42C3D32A" ns4:editId="6D88BCF5">
-            <ns3:simplePos x="0" y="0"/>
-            <ns3:positionH relativeFrom="margin">
-              <ns3:align>center</ns3:align>
-            </ns3:positionH>
-            <ns3:positionV relativeFrom="margin">
-              <ns3:align>center</ns3:align>
-            </ns3:positionV>
-            <ns3:extent cx="5397500" cy="5280025"/>
-            <ns3:effectExtent l="0" t="0" r="0" b="0"/>
-            <ns3:wrapNone/>
-            <ns3:docPr id="1003" name="image2.png"/>
-            <ns3:cNvGraphicFramePr/>
-            <ns5:graphic>
-              <ns5:graphicData uri="http://schemas.openxmlformats.org/drawingml/2006/picture">
-                <ns6:pic>
-                  <ns6:nvPicPr>
-                    <ns6:cNvPr id="0" name="image2.png"/>
-                    <ns6:cNvPicPr preferRelativeResize="0"/>
-                  </ns6:nvPicPr>
-                  <ns6:blipFill>
-                    <ns5:blip ns7:embed="rId11"/>
-                    <ns5:srcRect/>
-                    <ns5:stretch>
-                      <ns5:fillRect/>
-                    </ns5:stretch>
-                  </ns6:blipFill>
-                  <ns6:spPr>
-                    <ns5:xfrm>
-                      <ns5:off x="0" y="0"/>
-                      <ns5:ext cx="5397500" cy="5280025"/>
-                    </ns5:xfrm>
-                    <ns5:prstGeom prst="rect">
-                      <ns5:avLst/>
-                    </ns5:prstGeom>
-                    <ns5:ln/>
-                  </ns6:spPr>
-                </ns6:pic>
-              </ns5:graphicData>
-            </ns5:graphic>
-          </ns3:anchor>
+          <wp:anchor distT="0" distB="0" distL="0" distR="0" simplePos="0" relativeHeight="251660288" behindDoc="1" locked="0" layoutInCell="1" hidden="0" allowOverlap="1" wp14:anchorId="42C3D32A" wp14:editId="6D88BCF5">
+            <wp:simplePos x="0" y="0"/>
+            <wp:positionH relativeFrom="margin">
+              <wp:align>center</wp:align>
+            </wp:positionH>
+            <wp:positionV relativeFrom="margin">
+              <wp:align>center</wp:align>
+            </wp:positionV>
+            <wp:extent cx="5397500" cy="5280025"/>
+            <wp:effectExtent l="0" t="0" r="0" b="0"/>
+            <wp:wrapNone/>
+            <wp:docPr id="1003" name="image2.png"/>
+            <wp:cNvGraphicFramePr/>
+            <a:graphic xmlns:a="http://schemas.openxmlformats.org/drawingml/2006/main">
+              <a:graphicData uri="http://schemas.openxmlformats.org/drawingml/2006/picture">
+                <pic:pic xmlns:pic="http://schemas.openxmlformats.org/drawingml/2006/picture">
+                  <pic:nvPicPr>
+                    <pic:cNvPr id="0" name="image2.png"/>
+                    <pic:cNvPicPr preferRelativeResize="0"/>
+                  </pic:nvPicPr>
+                  <pic:blipFill>
+                    <a:blip r:embed="rId11"/>
+                    <a:srcRect/>
+                    <a:stretch>
+                      <a:fillRect/>
+                    </a:stretch>
+                  </pic:blipFill>
+                  <pic:spPr>
+                    <a:xfrm>
+                      <a:off x="0" y="0"/>
+                      <a:ext cx="5397500" cy="5280025"/>
+                    </a:xfrm>
+                    <a:prstGeom prst="rect">
+                      <a:avLst/>
+                    </a:prstGeom>
+                    <a:ln/>
+                  </pic:spPr>
+                </pic:pic>
+              </a:graphicData>
+            </a:graphic>
+          </wp:anchor>
         </w:drawing>
       </w:r>
       <w:r>
         <w:br w:type="page"/>
       </w:r>
     </w:p>
-    <w:p ns2:paraId="2090A9BD" ns2:textId="77777777"/>
-    <w:p ns2:paraId="49E44998" ns2:textId="77777777"/>
-    <w:p ns2:paraId="3C91F572" ns2:textId="77777777">
+    <w:p>
       <w:pPr>
-        <w:rPr>
-          <w:rFonts w:ascii="Liberalisation sans narrow" w:eastAsia="Liberalisation sans narrow" w:hAnsi="Liberalisation sans narrow" w:cs="Liberalisation sans narrow"/>
-          <w:b/>
-          <w:bCs/>
-        </w:rPr>
-      </w:pPr>
-    </w:p>
-    <w:p ns2:paraId="4681F6B2" ns2:textId="77777777">
-      <w:pPr>
-        <w:keepLines/>
-        <w:spacing w:before="120" w:after="120" w:line="276" w:lineRule="auto"/>
-        <w:jc w:val="both"/>
-        <w:rPr>
-          <w:rFonts w:ascii="Liberalisation sans narrow" w:eastAsia="Liberalisation sans narrow" w:hAnsi="Liberalisation sans narrow" w:cs="Liberalisation sans narrow"/>
-        </w:rPr>
-      </w:pPr>
-      <w:r>
-        <w:br w:type="page"/>
-      </w:r>
-    </w:p>
-    <w:p ns2:paraId="02E1F42B" ns2:textId="77777777">
-      <w:pPr>
-        <w:keepLines/>
-        <w:spacing w:before="120" w:after="120" w:line="276" w:lineRule="auto"/>
-        <w:jc w:val="both"/>
-        <w:rPr>
-          <w:rFonts w:ascii="Liberalisation sans narrow" w:eastAsia="Liberalisation sans narrow" w:hAnsi="Liberalisation sans narrow" w:cs="Liberalisation sans narrow"/>
-        </w:rPr>
-      </w:pPr>
-    </w:p>
-    <w:p ns2:paraId="3160BF82" ns2:textId="77777777">
-      <w:pPr>
-        <w:keepLines/>
-        <w:spacing w:before="120" w:after="120" w:line="276" w:lineRule="auto"/>
-        <w:jc w:val="both"/>
-        <w:rPr>
-          <w:rFonts w:ascii="Liberalisation sans narrow" w:eastAsia="Liberalisation sans narrow" w:hAnsi="Liberalisation sans narrow" w:cs="Liberalisation sans narrow"/>
-        </w:rPr>
-      </w:pPr>
-    </w:p>
-    <w:p ns2:paraId="7108173E" ns2:textId="6E1C69EF">
-      <w:pPr>
-        <w:pBdr>
-          <w:top w:val="nil"/>
-          <w:left w:val="nil"/>
-          <w:bottom w:val="nil"/>
-          <w:right w:val="nil"/>
-          <w:between w:val="nil"/>
-        </w:pBdr>
-        <w:tabs>
-          <w:tab w:val="right" w:leader="dot" w:pos="8494"/>
-        </w:tabs>
-        <w:spacing w:after="100"/>
-      </w:pPr>
-    </w:p>
-    <w:p ns2:paraId="208779DB" ns2:textId="0AFB4AE3">
-      <w:pPr>
-        <w:rPr>
-          <w:rFonts w:ascii="Liberalisation sans narrow" w:eastAsia="Liberalisation sans narrow" w:hAnsi="Liberalisation sans narrow" w:cs="Liberalisation sans narrow"/>
-          <w:color w:val="203441"/>
-        </w:rPr>
-      </w:pPr>
-      <w:r>
-        <w:br w:type="page"/>
-      </w:r>
-      <w:bookmarkStart w:id="0" w:name="_heading=h.33jjin156j5n" w:colFirst="0" w:colLast="0"/>
-      <w:bookmarkEnd w:id="0"/>
-    </w:p>
-    <w:p ns2:paraId="162D2D39" ns2:textId="3B463319">
-      <w:pPr>
-        <w:rPr>
-          <w:rFonts w:ascii="Liberation sans narrow" w:eastAsia="Liberation sans narrow" w:hAnsi="Liberation sans narrow" w:cs="Liberation sans narrow"/>
-        </w:rPr>
-      </w:pPr>
-      <w:r>
-        <w:rPr>
-          <w:rFonts w:ascii="Liberation sans narrow" w:eastAsia="Liberation sans narrow" w:hAnsi="Liberation sans narrow" w:cs="Liberation sans narrow"/>
-        </w:rPr>
-        <w:fldChar w:fldCharType="end"/>
-      </w:r>
-    </w:p>
-    <w:p ns2:paraId="71B34098" ns2:textId="08771405">
-      <w:pPr>
-        <w:pBdr>
-          <w:top w:val="nil"/>
-          <w:left w:val="nil"/>
-          <w:bottom w:val="nil"/>
-          <w:right w:val="nil"/>
-          <w:between w:val="nil"/>
-        </w:pBdr>
-        <w:spacing w:before="120" w:after="120" w:line="240" w:lineRule="auto"/>
-        <w:jc w:val="both"/>
-        <w:rPr>
-          <w:rFonts w:ascii="Liberation sans narrow" w:eastAsia="Liberation sans narrow" w:hAnsi="Liberation sans narrow" w:cs="Liberation sans narrow"/>
-          <w:color w:val="739A8A"/>
-        </w:rPr>
-      </w:pPr>
-    </w:p>
-    <w:p ns2:paraId="6D9B2421" ns2:textId="6574B031">
-      <w:pPr>
-        <w:rPr>
-          <w:rFonts w:ascii="Liberation sans narrow" w:eastAsia="Liberation sans narrow" w:hAnsi="Liberation sans narrow" w:cs="Liberation sans narrow"/>
-          <w:color w:val="203441"/>
-        </w:rPr>
-      </w:pPr>
-      <w:r>
-        <w:br w:type="page"/>
-      </w:r>
-    </w:p>
-    <w:p ns2:paraId="73C6066A" ns2:textId="77777777">
-      <w:pPr>
-        <w:pStyle w:val="Ttulo1"/>
+        <w:pStyle w:val="Heading1"/>
         <w:jc w:val="left"/>
       </w:pPr>
-      <w:bookmarkStart w:id="6" w:name="_Toc233977723"/>
+      <w:bookmarkStart w:id="0" w:name="_heading=h.33jjin156j5n" w:colFirst="0" w:colLast="0"/>
+      <w:bookmarkStart w:id="1" w:name="_Toc233977723"/>
+      <w:bookmarkEnd w:id="0"/>
       <w:r>
         <w:lastRenderedPageBreak/>
         <w:t>1. Información general del modelo</w:t>
       </w:r>
-      <w:bookmarkEnd w:id="6"/>
+      <w:bookmarkEnd w:id="1"/>
     </w:p>
     <w:tbl>
       <w:tblPr>
@@ -416,7 +305,7 @@
         <w:gridCol w:w="2800"/>
         <w:gridCol w:w="6560"/>
       </w:tblGrid>
-      <w:tr ns2:paraId="1AB946D2" ns2:textId="77777777">
+      <w:tr>
         <w:tc>
           <w:tcPr>
             <w:tcW w:w="2800" w:type="dxa"/>
@@ -434,7 +323,7 @@
               <w:right w:w="120" w:type="dxa"/>
             </w:tcMar>
           </w:tcPr>
-          <w:p ns2:paraId="0EF0F73D" ns2:textId="77777777">
+          <w:p>
             <w:r>
               <w:rPr>
                 <w:b/>
@@ -464,14 +353,22 @@
               <w:right w:w="120" w:type="dxa"/>
             </w:tcMar>
           </w:tcPr>
-          <w:p ns2:paraId="4D4993D6" ns2:textId="77777777">
-            <w:r>
-              <w:t xml:space="preserve">ml7-cereals-grain-pest-detection</w:t>
+          <w:p>
+            <w:pPr>
+              <w:rPr>
+                <w:lang w:val="en-US"/>
+              </w:rPr>
+            </w:pPr>
+            <w:r>
+              <w:rPr>
+                <w:lang w:val="en-US"/>
+              </w:rPr>
+              <w:t>ml7-cereals-grain-pest-detection</w:t>
             </w:r>
           </w:p>
         </w:tc>
       </w:tr>
-      <w:tr ns2:paraId="2B5210AD" ns2:textId="77777777">
+      <w:tr>
         <w:tc>
           <w:tcPr>
             <w:tcW w:w="2800" w:type="dxa"/>
@@ -489,7 +386,7 @@
               <w:right w:w="120" w:type="dxa"/>
             </w:tcMar>
           </w:tcPr>
-          <w:p ns2:paraId="50DEA41B" ns2:textId="77777777">
+          <w:p>
             <w:r>
               <w:rPr>
                 <w:b/>
@@ -519,14 +416,14 @@
               <w:right w:w="120" w:type="dxa"/>
             </w:tcMar>
           </w:tcPr>
-          <w:p ns2:paraId="084A7408" ns2:textId="77777777">
-            <w:r>
-              <w:t xml:space="preserve">1.0.0</w:t>
+          <w:p>
+            <w:r>
+              <w:t>1.0.0</w:t>
             </w:r>
           </w:p>
         </w:tc>
       </w:tr>
-      <w:tr ns2:paraId="02B4508D" ns2:textId="77777777">
+      <w:tr>
         <w:tc>
           <w:tcPr>
             <w:tcW w:w="2800" w:type="dxa"/>
@@ -544,7 +441,7 @@
               <w:right w:w="120" w:type="dxa"/>
             </w:tcMar>
           </w:tcPr>
-          <w:p ns2:paraId="0656986A" ns2:textId="77777777">
+          <w:p>
             <w:r>
               <w:rPr>
                 <w:b/>
@@ -574,14 +471,17 @@
               <w:right w:w="120" w:type="dxa"/>
             </w:tcMar>
           </w:tcPr>
-          <w:p ns2:paraId="4321CCA3" ns2:textId="77777777">
-            <w:r>
-              <w:t xml:space="preserve">Detector de objetos basado en red neuronal convolucional (YOLO de la librería ultralytics) para la detección temprana de infestaciones en grano de cereal almacenado. A partir de una imagen RGB, localiza los insectos presentes mediante cajas delimitadoras y los clasifica en 5 clases de plaga (cf, sz, rd, tc, os), devolviendo la especie dominante, su confianza, el recuento por especie, el detalle de cada detección y la imagen anotada. Inferencia en GPU si hay una disponible y compatible (detección automática con fallback seguro a CPU); soporta reentrenamiento real (fine-tuning) por usuario vía MLflow.</w:t>
+          <w:p>
+            <w:r>
+              <w:t xml:space="preserve">Detector de objetos basado en red neuronal convolucional (YOLO de la librería ultralytics) para la detección temprana de infestaciones en grano de cereal almacenado. A partir de una imagen RGB, localiza los insectos presentes mediante cajas delimitadoras y los clasifica en 5 clases de plaga (cf, sz, rd, tc, os), devolviendo la especie dominante, su confianza, el recuento por especie, el detalle de cada detección y la imagen anotada. Inferencia en GPU si hay una disponible y compatible (detección automática </w:t>
+            </w:r>
+            <w:r>
+              <w:t>con fallback seguro a CPU); soporta reentrenamiento real (fine-tuning) por usuario vía MLflow.</w:t>
             </w:r>
           </w:p>
         </w:tc>
       </w:tr>
-      <w:tr ns2:paraId="6EFECFCA" ns2:textId="77777777">
+      <w:tr>
         <w:tc>
           <w:tcPr>
             <w:tcW w:w="2800" w:type="dxa"/>
@@ -599,7 +499,7 @@
               <w:right w:w="120" w:type="dxa"/>
             </w:tcMar>
           </w:tcPr>
-          <w:p ns2:paraId="5A82E1B3" ns2:textId="77777777">
+          <w:p>
             <w:r>
               <w:rPr>
                 <w:b/>
@@ -629,14 +529,14 @@
               <w:right w:w="120" w:type="dxa"/>
             </w:tcMar>
           </w:tcPr>
-          <w:p ns2:paraId="6A197DDF" ns2:textId="77777777">
-            <w:r>
-              <w:t xml:space="preserve">object_detection (detección de objetos multiclase sobre imagen)</w:t>
+          <w:p>
+            <w:r>
+              <w:t>object_detection (detección de objetos multiclase sobre imagen)</w:t>
             </w:r>
           </w:p>
         </w:tc>
       </w:tr>
-      <w:tr ns2:paraId="51B3BC95" ns2:textId="77777777">
+      <w:tr>
         <w:tc>
           <w:tcPr>
             <w:tcW w:w="2800" w:type="dxa"/>
@@ -654,7 +554,7 @@
               <w:right w:w="120" w:type="dxa"/>
             </w:tcMar>
           </w:tcPr>
-          <w:p ns2:paraId="40767B48" ns2:textId="77777777">
+          <w:p>
             <w:r>
               <w:rPr>
                 <w:b/>
@@ -684,14 +584,14 @@
               <w:right w:w="120" w:type="dxa"/>
             </w:tcMar>
           </w:tcPr>
-          <w:p ns2:paraId="1C645F96" ns2:textId="77777777">
-            <w:r>
-              <w:t xml:space="preserve">ultralytics (YOLO) sobre PyTorch; artefacto servido best.pt. La memoria describe la arquitectura entrenada como YOLO26n (variante nano, 260 capas, 2.505.750 parámetros, ~5,8 GFLOPs); el plugin la carga como checkpoint YOLO de ultralytics.</w:t>
+          <w:p>
+            <w:r>
+              <w:t>ultralytics (YOLO) sobre PyTorch; artefacto servido best.pt. La memoria describe la arquitectura entrenada como YOLO26n (variante nano, 260 capas, 2.505.750 parámetros, ~5,8 GFLOPs); el plugin la carga como checkpoint YOLO de ultralytics.</w:t>
             </w:r>
           </w:p>
         </w:tc>
       </w:tr>
-      <w:tr ns2:paraId="4C8DFFDF" ns2:textId="77777777">
+      <w:tr>
         <w:tc>
           <w:tcPr>
             <w:tcW w:w="2800" w:type="dxa"/>
@@ -709,7 +609,7 @@
               <w:right w:w="120" w:type="dxa"/>
             </w:tcMar>
           </w:tcPr>
-          <w:p ns2:paraId="775677B8" ns2:textId="77777777">
+          <w:p>
             <w:r>
               <w:rPr>
                 <w:b/>
@@ -739,14 +639,14 @@
               <w:right w:w="120" w:type="dxa"/>
             </w:tcMar>
           </w:tcPr>
-          <w:p ns2:paraId="4B3BB4A5" ns2:textId="77777777">
-            <w:r>
-              <w:t xml:space="preserve">best.pt (~5,3 MB) — checkpoint YOLO de ultralytics con las mejores métricas de validación. Cargado vía ArtifactStore (carpeta ml7_cereals_grain_pest_detection, local o S3). last.pt no se entrega.</w:t>
+          <w:p>
+            <w:r>
+              <w:t>best.pt (~5,3 MB) — checkpoint YOLO de ultralytics con las mejores métricas de validación. Cargado vía ArtifactStore (carpeta ml7_cereals_grain_pest_detection, local o S3). last.pt no se entrega.</w:t>
             </w:r>
           </w:p>
         </w:tc>
       </w:tr>
-      <w:tr ns2:paraId="3C91287B" ns2:textId="77777777">
+      <w:tr>
         <w:tc>
           <w:tcPr>
             <w:tcW w:w="2800" w:type="dxa"/>
@@ -764,7 +664,7 @@
               <w:right w:w="120" w:type="dxa"/>
             </w:tcMar>
           </w:tcPr>
-          <w:p ns2:paraId="7E9DF75B" ns2:textId="77777777">
+          <w:p>
             <w:r>
               <w:rPr>
                 <w:b/>
@@ -794,14 +694,14 @@
               <w:right w:w="120" w:type="dxa"/>
             </w:tcMar>
           </w:tcPr>
-          <w:p ns2:paraId="0D276D1A" ns2:textId="77777777">
-            <w:r>
-              <w:t xml:space="preserve">Anticipar la presencia de plagas de insectos en centros de almacenamiento de grano, donde la infestación puede provocar pérdidas del 10-40 % de la producción anual (pérdida de peso, de capacidad germinativa, rancidez y proliferación fúngica). Permite una vigilancia preventiva automatizada mediante análisis periódico de imágenes y la generación de alertas tempranas para intervenir antes de que la infestación se consolide.</w:t>
+          <w:p>
+            <w:r>
+              <w:t>Anticipar la presencia de plagas de insectos en centros de almacenamiento de grano, donde la infestación puede provocar pérdidas del 10-40 % de la producción anual (pérdida de peso, de capacidad germinativa, rancidez y proliferación fúngica). Permite una vigilancia preventiva automatizada mediante análisis periódico de imágenes y la generación de alertas tempranas para intervenir antes de que la infestación se consolide.</w:t>
             </w:r>
           </w:p>
         </w:tc>
       </w:tr>
-      <w:tr ns2:paraId="09F81BAA" ns2:textId="77777777">
+      <w:tr>
         <w:tc>
           <w:tcPr>
             <w:tcW w:w="2800" w:type="dxa"/>
@@ -819,7 +719,7 @@
               <w:right w:w="120" w:type="dxa"/>
             </w:tcMar>
           </w:tcPr>
-          <w:p ns2:paraId="27CACCB4" ns2:textId="77777777">
+          <w:p>
             <w:r>
               <w:rPr>
                 <w:b/>
@@ -849,21 +749,26 @@
               <w:right w:w="120" w:type="dxa"/>
             </w:tcMar>
           </w:tcPr>
-          <w:p ns2:paraId="2A1BDCF3" ns2:textId="77777777">
-            <w:r>
-              <w:t xml:space="preserve">Modo predict inline: una imagen individual como ruta de fichero (image_path) o cadena base64 (image_base64); devuelve la especie dominante, confianza, recuento por especie, todas las detecciones y la imagen anotada. Modo predict batch: un directorio o fichero .zip de imágenes dentro del contenedor (data_path); devuelve una predicción por imagen (especie dominante, confianza, nº de detecciones y recuento por especie). El umbral de confianza puede sobrescribirse por petición (threshold). Modo train: reentrena (fine-tuning) el detector YOLO a partir de un dataset.yaml de Ultralytics (imágenes + etiquetas ya organizadas en train/val/test), replicando fielmente los hiperparámetros del equipo de IA; requiere obligatoriamente un mlflow_run_id (sin valor por defecto) y el checkpoint reentrenado se guarda solo en ese run de MLflow, nunca sobrescribe el artefacto base servido.</w:t>
+          <w:p>
+            <w:r>
+              <w:t xml:space="preserve">Modo predict inline: una imagen individual como ruta de fichero (image_path) o cadena base64 (image_base64); devuelve la especie dominante, confianza, recuento por especie, todas las detecciones y la imagen anotada. Modo predict batch: un directorio o fichero .zip de imágenes dentro del contenedor (data_path); devuelve una predicción por imagen (especie dominante, confianza, nº de </w:t>
+            </w:r>
+            <w:r>
+              <w:lastRenderedPageBreak/>
+              <w:t>detecciones y recuento por especie). El umbral de confianza puede sobrescribirse por petición (threshold). Modo train: reentrena (fine-tuning) el detector YOLO a partir de un dataset.yaml de Ultralytics (imágenes + etiquetas ya organizadas en train/val/test), replicando fielmente los hiperparámetros del equipo de IA; requiere obligatoriamente un mlflow_run_id (sin valor por defecto) y el checkpoint reentrenado se guarda solo en ese run de MLflow, nunca sobrescribe el artefacto base servido.</w:t>
             </w:r>
           </w:p>
         </w:tc>
       </w:tr>
     </w:tbl>
-    <w:p ns2:paraId="0E4A03E1" ns2:textId="164C9CA4">
+    <w:p>
       <w:pPr>
-        <w:pStyle w:val="Descripcin"/>
+        <w:pStyle w:val="Caption"/>
         <w:jc w:val="center"/>
       </w:pPr>
-      <w:bookmarkStart w:id="7" w:name="_Toc233977640"/>
+      <w:bookmarkStart w:id="2" w:name="_Toc233977640"/>
       <w:r>
+        <w:lastRenderedPageBreak/>
         <w:t xml:space="preserve">Tabla </w:t>
       </w:r>
       <w:fldSimple w:instr=" SEQ Tabla \* ARABIC ">
@@ -877,18 +782,18 @@
       <w:r>
         <w:t xml:space="preserve"> Información general del modelo</w:t>
       </w:r>
-      <w:bookmarkEnd w:id="7"/>
+      <w:bookmarkEnd w:id="2"/>
     </w:p>
-    <w:p ns2:paraId="48838E47" ns2:textId="77777777">
+    <w:p>
       <w:pPr>
-        <w:pStyle w:val="Ttulo1"/>
+        <w:pStyle w:val="Heading1"/>
         <w:jc w:val="left"/>
       </w:pPr>
-      <w:bookmarkStart w:id="8" w:name="_Toc233977724"/>
+      <w:bookmarkStart w:id="3" w:name="_Toc233977724"/>
       <w:r>
         <w:t>2. Campos de entrada (inputs)</w:t>
       </w:r>
-      <w:bookmarkEnd w:id="8"/>
+      <w:bookmarkEnd w:id="3"/>
     </w:p>
     <w:tbl>
       <w:tblPr>
@@ -912,7 +817,7 @@
         <w:gridCol w:w="1307"/>
         <w:gridCol w:w="1447"/>
       </w:tblGrid>
-      <w:tr ns2:paraId="71F932B9" ns2:textId="77777777">
+      <w:tr>
         <w:trPr>
           <w:tblHeader/>
         </w:trPr>
@@ -933,7 +838,7 @@
               <w:right w:w="120" w:type="dxa"/>
             </w:tcMar>
           </w:tcPr>
-          <w:p ns2:paraId="79F614D4" ns2:textId="77777777">
+          <w:p>
             <w:r>
               <w:rPr>
                 <w:b/>
@@ -963,7 +868,7 @@
               <w:right w:w="120" w:type="dxa"/>
             </w:tcMar>
           </w:tcPr>
-          <w:p ns2:paraId="7089FD74" ns2:textId="77777777">
+          <w:p>
             <w:r>
               <w:rPr>
                 <w:b/>
@@ -993,7 +898,7 @@
               <w:right w:w="120" w:type="dxa"/>
             </w:tcMar>
           </w:tcPr>
-          <w:p ns2:paraId="78CD2F77" ns2:textId="77777777">
+          <w:p>
             <w:r>
               <w:rPr>
                 <w:b/>
@@ -1023,7 +928,7 @@
               <w:right w:w="120" w:type="dxa"/>
             </w:tcMar>
           </w:tcPr>
-          <w:p ns2:paraId="72A2F0D2" ns2:textId="77777777">
+          <w:p>
             <w:r>
               <w:rPr>
                 <w:b/>
@@ -1053,7 +958,7 @@
               <w:right w:w="120" w:type="dxa"/>
             </w:tcMar>
           </w:tcPr>
-          <w:p ns2:paraId="6FFDAD95" ns2:textId="77777777">
+          <w:p>
             <w:r>
               <w:rPr>
                 <w:b/>
@@ -1067,7 +972,7 @@
           </w:p>
         </w:tc>
       </w:tr>
-      <w:tr ns2:paraId="5943B210" ns2:textId="77777777">
+      <w:tr>
         <w:tc>
           <w:tcPr>
             <w:tcW w:w="2167" w:type="dxa"/>
@@ -1085,9 +990,9 @@
               <w:right w:w="120" w:type="dxa"/>
             </w:tcMar>
           </w:tcPr>
-          <w:p ns2:paraId="274456BA" ns2:textId="77777777">
-            <w:r>
-              <w:t xml:space="preserve">mode</w:t>
+          <w:p>
+            <w:r>
+              <w:t>mode</w:t>
             </w:r>
           </w:p>
         </w:tc>
@@ -1108,9 +1013,9 @@
               <w:right w:w="120" w:type="dxa"/>
             </w:tcMar>
           </w:tcPr>
-          <w:p ns2:paraId="03BFE475" ns2:textId="77777777">
-            <w:r>
-              <w:t xml:space="preserve">str</w:t>
+          <w:p>
+            <w:r>
+              <w:t>str</w:t>
             </w:r>
           </w:p>
         </w:tc>
@@ -1131,9 +1036,9 @@
               <w:right w:w="120" w:type="dxa"/>
             </w:tcMar>
           </w:tcPr>
-          <w:p ns2:paraId="73AC0988" ns2:textId="77777777">
-            <w:r>
-              <w:t xml:space="preserve">Discriminador de modo de /predict: 'inline' (una imagen) o 'batch' (carpeta/ZIP)</w:t>
+          <w:p>
+            <w:r>
+              <w:t>Discriminador de modo de /predict: 'inline' (una imagen) o 'batch' (carpeta/ZIP)</w:t>
             </w:r>
           </w:p>
         </w:tc>
@@ -1154,9 +1059,9 @@
               <w:right w:w="120" w:type="dxa"/>
             </w:tcMar>
           </w:tcPr>
-          <w:p ns2:paraId="29F6ACFB" ns2:textId="77777777">
-            <w:r>
-              <w:t xml:space="preserve">Sí</w:t>
+          <w:p>
+            <w:r>
+              <w:t>Sí</w:t>
             </w:r>
           </w:p>
         </w:tc>
@@ -1177,14 +1082,14 @@
               <w:right w:w="120" w:type="dxa"/>
             </w:tcMar>
           </w:tcPr>
-          <w:p ns2:paraId="7756D559" ns2:textId="77777777">
-            <w:r>
-              <w:t xml:space="preserve">inline</w:t>
+          <w:p>
+            <w:r>
+              <w:t>inline</w:t>
             </w:r>
           </w:p>
         </w:tc>
       </w:tr>
-      <w:tr ns2:paraId="5943B210" ns2:textId="77777777">
+      <w:tr>
         <w:tc>
           <w:tcPr>
             <w:tcW w:w="2167" w:type="dxa"/>
@@ -1202,9 +1107,9 @@
               <w:right w:w="120" w:type="dxa"/>
             </w:tcMar>
           </w:tcPr>
-          <w:p ns2:paraId="274456BA" ns2:textId="77777777">
-            <w:r>
-              <w:t xml:space="preserve">image_path</w:t>
+          <w:p>
+            <w:r>
+              <w:t>image_path</w:t>
             </w:r>
           </w:p>
         </w:tc>
@@ -1225,9 +1130,9 @@
               <w:right w:w="120" w:type="dxa"/>
             </w:tcMar>
           </w:tcPr>
-          <w:p ns2:paraId="03BFE475" ns2:textId="77777777">
-            <w:r>
-              <w:t xml:space="preserve">str | None</w:t>
+          <w:p>
+            <w:r>
+              <w:t>str | None</w:t>
             </w:r>
           </w:p>
         </w:tc>
@@ -1248,9 +1153,9 @@
               <w:right w:w="120" w:type="dxa"/>
             </w:tcMar>
           </w:tcPr>
-          <w:p ns2:paraId="73AC0988" ns2:textId="77777777">
-            <w:r>
-              <w:t xml:space="preserve">Ruta a una imagen en disco (modo inline); extensiones .jpg/.jpeg/.png/.bmp/.tif/.tiff</w:t>
+          <w:p>
+            <w:r>
+              <w:t>Ruta a una imagen en disco (modo inline); extensiones .jpg/.jpeg/.png/.bmp/.tif/.tiff</w:t>
             </w:r>
           </w:p>
         </w:tc>
@@ -1271,9 +1176,9 @@
               <w:right w:w="120" w:type="dxa"/>
             </w:tcMar>
           </w:tcPr>
-          <w:p ns2:paraId="29F6ACFB" ns2:textId="77777777">
-            <w:r>
-              <w:t xml:space="preserve">Uno de image_path / image_base64</w:t>
+          <w:p>
+            <w:r>
+              <w:t>Uno de image_path / image_base64</w:t>
             </w:r>
           </w:p>
         </w:tc>
@@ -1294,14 +1199,14 @@
               <w:right w:w="120" w:type="dxa"/>
             </w:tcMar>
           </w:tcPr>
-          <w:p ns2:paraId="7756D559" ns2:textId="77777777">
-            <w:r>
-              <w:t xml:space="preserve">None</w:t>
+          <w:p>
+            <w:r>
+              <w:t>None</w:t>
             </w:r>
           </w:p>
         </w:tc>
       </w:tr>
-      <w:tr ns2:paraId="5943B210" ns2:textId="77777777">
+      <w:tr>
         <w:tc>
           <w:tcPr>
             <w:tcW w:w="2167" w:type="dxa"/>
@@ -1319,9 +1224,9 @@
               <w:right w:w="120" w:type="dxa"/>
             </w:tcMar>
           </w:tcPr>
-          <w:p ns2:paraId="274456BA" ns2:textId="77777777">
-            <w:r>
-              <w:t xml:space="preserve">image_base64</w:t>
+          <w:p>
+            <w:r>
+              <w:t>image_base64</w:t>
             </w:r>
           </w:p>
         </w:tc>
@@ -1342,9 +1247,9 @@
               <w:right w:w="120" w:type="dxa"/>
             </w:tcMar>
           </w:tcPr>
-          <w:p ns2:paraId="03BFE475" ns2:textId="77777777">
-            <w:r>
-              <w:t xml:space="preserve">str | None</w:t>
+          <w:p>
+            <w:r>
+              <w:t>str | None</w:t>
             </w:r>
           </w:p>
         </w:tc>
@@ -1365,9 +1270,9 @@
               <w:right w:w="120" w:type="dxa"/>
             </w:tcMar>
           </w:tcPr>
-          <w:p ns2:paraId="73AC0988" ns2:textId="77777777">
-            <w:r>
-              <w:t xml:space="preserve">Imagen codificada en base64 (modo inline)</w:t>
+          <w:p>
+            <w:r>
+              <w:t>Imagen codificada en base64 (modo inline)</w:t>
             </w:r>
           </w:p>
         </w:tc>
@@ -1388,9 +1293,9 @@
               <w:right w:w="120" w:type="dxa"/>
             </w:tcMar>
           </w:tcPr>
-          <w:p ns2:paraId="29F6ACFB" ns2:textId="77777777">
-            <w:r>
-              <w:t xml:space="preserve">Uno de image_path / image_base64</w:t>
+          <w:p>
+            <w:r>
+              <w:t>Uno de image_path / image_base64</w:t>
             </w:r>
           </w:p>
         </w:tc>
@@ -1411,14 +1316,14 @@
               <w:right w:w="120" w:type="dxa"/>
             </w:tcMar>
           </w:tcPr>
-          <w:p ns2:paraId="7756D559" ns2:textId="77777777">
-            <w:r>
-              <w:t xml:space="preserve">None</w:t>
+          <w:p>
+            <w:r>
+              <w:t>None</w:t>
             </w:r>
           </w:p>
         </w:tc>
       </w:tr>
-      <w:tr ns2:paraId="5943B210" ns2:textId="77777777">
+      <w:tr>
         <w:tc>
           <w:tcPr>
             <w:tcW w:w="2167" w:type="dxa"/>
@@ -1436,9 +1341,9 @@
               <w:right w:w="120" w:type="dxa"/>
             </w:tcMar>
           </w:tcPr>
-          <w:p ns2:paraId="274456BA" ns2:textId="77777777">
-            <w:r>
-              <w:t xml:space="preserve">threshold</w:t>
+          <w:p>
+            <w:r>
+              <w:t>threshold</w:t>
             </w:r>
           </w:p>
         </w:tc>
@@ -1459,9 +1364,9 @@
               <w:right w:w="120" w:type="dxa"/>
             </w:tcMar>
           </w:tcPr>
-          <w:p ns2:paraId="03BFE475" ns2:textId="77777777">
-            <w:r>
-              <w:t xml:space="preserve">float | None</w:t>
+          <w:p>
+            <w:r>
+              <w:t>float | None</w:t>
             </w:r>
           </w:p>
         </w:tc>
@@ -1482,9 +1387,9 @@
               <w:right w:w="120" w:type="dxa"/>
             </w:tcMar>
           </w:tcPr>
-          <w:p ns2:paraId="73AC0988" ns2:textId="77777777">
-            <w:r>
-              <w:t xml:space="preserve">Umbral de confianza de detección; si no se indica se usa el valor por defecto del modelo (0,28)</w:t>
+          <w:p>
+            <w:r>
+              <w:t>Umbral de confianza de detección; si no se indica se usa el valor por defecto del modelo (0,28)</w:t>
             </w:r>
           </w:p>
         </w:tc>
@@ -1505,9 +1410,9 @@
               <w:right w:w="120" w:type="dxa"/>
             </w:tcMar>
           </w:tcPr>
-          <w:p ns2:paraId="29F6ACFB" ns2:textId="77777777">
-            <w:r>
-              <w:t xml:space="preserve">No</w:t>
+          <w:p>
+            <w:r>
+              <w:t>No</w:t>
             </w:r>
           </w:p>
         </w:tc>
@@ -1528,14 +1433,14 @@
               <w:right w:w="120" w:type="dxa"/>
             </w:tcMar>
           </w:tcPr>
-          <w:p ns2:paraId="7756D559" ns2:textId="77777777">
-            <w:r>
-              <w:t xml:space="preserve">None (→0,28)</w:t>
+          <w:p>
+            <w:r>
+              <w:t>None (→0,28)</w:t>
             </w:r>
           </w:p>
         </w:tc>
       </w:tr>
-      <w:tr ns2:paraId="5943B210" ns2:textId="77777777">
+      <w:tr>
         <w:tc>
           <w:tcPr>
             <w:tcW w:w="2167" w:type="dxa"/>
@@ -1553,9 +1458,9 @@
               <w:right w:w="120" w:type="dxa"/>
             </w:tcMar>
           </w:tcPr>
-          <w:p ns2:paraId="274456BA" ns2:textId="77777777">
-            <w:r>
-              <w:t xml:space="preserve">data_path</w:t>
+          <w:p>
+            <w:r>
+              <w:t>data_path</w:t>
             </w:r>
           </w:p>
         </w:tc>
@@ -1576,9 +1481,9 @@
               <w:right w:w="120" w:type="dxa"/>
             </w:tcMar>
           </w:tcPr>
-          <w:p ns2:paraId="03BFE475" ns2:textId="77777777">
-            <w:r>
-              <w:t xml:space="preserve">str</w:t>
+          <w:p>
+            <w:r>
+              <w:t>str</w:t>
             </w:r>
           </w:p>
         </w:tc>
@@ -1599,9 +1504,9 @@
               <w:right w:w="120" w:type="dxa"/>
             </w:tcMar>
           </w:tcPr>
-          <w:p ns2:paraId="73AC0988" ns2:textId="77777777">
-            <w:r>
-              <w:t xml:space="preserve">Modo batch: ruta a un directorio o fichero .zip de imágenes dentro del contenedor</w:t>
+          <w:p>
+            <w:r>
+              <w:t>Modo batch: ruta a un directorio o fichero .zip de imágenes dentro del contenedor</w:t>
             </w:r>
           </w:p>
         </w:tc>
@@ -1622,9 +1527,9 @@
               <w:right w:w="120" w:type="dxa"/>
             </w:tcMar>
           </w:tcPr>
-          <w:p ns2:paraId="29F6ACFB" ns2:textId="77777777">
-            <w:r>
-              <w:t xml:space="preserve">Sí (modo batch)</w:t>
+          <w:p>
+            <w:r>
+              <w:t>Sí (modo batch)</w:t>
             </w:r>
           </w:p>
         </w:tc>
@@ -1645,14 +1550,14 @@
               <w:right w:w="120" w:type="dxa"/>
             </w:tcMar>
           </w:tcPr>
-          <w:p ns2:paraId="7756D559" ns2:textId="77777777">
-            <w:r>
-              <w:t xml:space="preserve">-</w:t>
+          <w:p>
+            <w:r>
+              <w:t>-</w:t>
             </w:r>
           </w:p>
         </w:tc>
       </w:tr>
-      <w:tr ns2:paraId="5943B210" ns2:textId="77777777">
+      <w:tr>
         <w:tc>
           <w:tcPr>
             <w:tcW w:w="2167" w:type="dxa"/>
@@ -1670,9 +1575,9 @@
               <w:right w:w="120" w:type="dxa"/>
             </w:tcMar>
           </w:tcPr>
-          <w:p ns2:paraId="274456BA" ns2:textId="77777777">
-            <w:r>
-              <w:t xml:space="preserve">mlflow_run_id</w:t>
+          <w:p>
+            <w:r>
+              <w:t>mlflow_run_id</w:t>
             </w:r>
           </w:p>
         </w:tc>
@@ -1693,9 +1598,9 @@
               <w:right w:w="120" w:type="dxa"/>
             </w:tcMar>
           </w:tcPr>
-          <w:p ns2:paraId="03BFE475" ns2:textId="77777777">
-            <w:r>
-              <w:t xml:space="preserve">str</w:t>
+          <w:p>
+            <w:r>
+              <w:t>str</w:t>
             </w:r>
           </w:p>
         </w:tc>
@@ -1716,9 +1621,13 @@
               <w:right w:w="120" w:type="dxa"/>
             </w:tcMar>
           </w:tcPr>
-          <w:p ns2:paraId="73AC0988" ns2:textId="77777777">
-            <w:r>
-              <w:t xml:space="preserve">Identifica el run de MLflow de un modelo reentrenado por el usuario. En predict/batch es opcional (usa el artefacto base si se omite); en train es obligatorio (sin valor por defecto) — el checkpoint reentrenado se guarda solo en ese run, nunca sobrescribe el artefacto base</w:t>
+          <w:p>
+            <w:r>
+              <w:t xml:space="preserve">Identifica el run de MLflow de un modelo reentrenado por el usuario. En predict/batch es opcional (usa el </w:t>
+            </w:r>
+            <w:r>
+              <w:lastRenderedPageBreak/>
+              <w:t>artefacto base si se omite); en train es obligatorio (sin valor por defecto) — el checkpoint reentrenado se guarda solo en ese run, nunca sobrescribe el artefacto base</w:t>
             </w:r>
           </w:p>
         </w:tc>
@@ -1739,9 +1648,10 @@
               <w:right w:w="120" w:type="dxa"/>
             </w:tcMar>
           </w:tcPr>
-          <w:p ns2:paraId="29F6ACFB" ns2:textId="77777777">
-            <w:r>
-              <w:t xml:space="preserve">No en predict; Sí en train</w:t>
+          <w:p>
+            <w:r>
+              <w:lastRenderedPageBreak/>
+              <w:t>No en predict; Sí en train</w:t>
             </w:r>
           </w:p>
         </w:tc>
@@ -1762,14 +1672,14 @@
               <w:right w:w="120" w:type="dxa"/>
             </w:tcMar>
           </w:tcPr>
-          <w:p ns2:paraId="7756D559" ns2:textId="77777777">
-            <w:r>
-              <w:t xml:space="preserve">"" (predict) / - (train)</w:t>
+          <w:p>
+            <w:r>
+              <w:t>"" (predict) / - (train)</w:t>
             </w:r>
           </w:p>
         </w:tc>
       </w:tr>
-      <w:tr ns2:paraId="5943B210" ns2:textId="77777777">
+      <w:tr>
         <w:tc>
           <w:tcPr>
             <w:tcW w:w="2167" w:type="dxa"/>
@@ -1787,9 +1697,9 @@
               <w:right w:w="120" w:type="dxa"/>
             </w:tcMar>
           </w:tcPr>
-          <w:p ns2:paraId="274456BA" ns2:textId="77777777">
-            <w:r>
-              <w:t xml:space="preserve">data_path (modo train)</w:t>
+          <w:p>
+            <w:r>
+              <w:t>data_path (modo train)</w:t>
             </w:r>
           </w:p>
         </w:tc>
@@ -1810,9 +1720,9 @@
               <w:right w:w="120" w:type="dxa"/>
             </w:tcMar>
           </w:tcPr>
-          <w:p ns2:paraId="03BFE475" ns2:textId="77777777">
-            <w:r>
-              <w:t xml:space="preserve">str</w:t>
+          <w:p>
+            <w:r>
+              <w:t>str</w:t>
             </w:r>
           </w:p>
         </w:tc>
@@ -1833,9 +1743,9 @@
               <w:right w:w="120" w:type="dxa"/>
             </w:tcMar>
           </w:tcPr>
-          <w:p ns2:paraId="73AC0988" ns2:textId="77777777">
-            <w:r>
-              <w:t xml:space="preserve">Ruta a un dataset.yaml de Ultralytics, o a un directorio que contenga uno, con las imágenes y etiquetas YOLO ya organizadas en train/val/test</w:t>
+          <w:p>
+            <w:r>
+              <w:t>Ruta a un dataset.yaml de Ultralytics, o a un directorio que contenga uno, con las imágenes y etiquetas YOLO ya organizadas en train/val/test</w:t>
             </w:r>
           </w:p>
         </w:tc>
@@ -1856,9 +1766,9 @@
               <w:right w:w="120" w:type="dxa"/>
             </w:tcMar>
           </w:tcPr>
-          <w:p ns2:paraId="29F6ACFB" ns2:textId="77777777">
-            <w:r>
-              <w:t xml:space="preserve">Sí (modo train)</w:t>
+          <w:p>
+            <w:r>
+              <w:t>Sí (modo train)</w:t>
             </w:r>
           </w:p>
         </w:tc>
@@ -1879,20 +1789,20 @@
               <w:right w:w="120" w:type="dxa"/>
             </w:tcMar>
           </w:tcPr>
-          <w:p ns2:paraId="7756D559" ns2:textId="77777777">
-            <w:r>
-              <w:t xml:space="preserve">-</w:t>
+          <w:p>
+            <w:r>
+              <w:t>-</w:t>
             </w:r>
           </w:p>
         </w:tc>
       </w:tr>
     </w:tbl>
-    <w:p ns2:paraId="2301E228" ns2:textId="43111ADC">
+    <w:p>
       <w:pPr>
-        <w:pStyle w:val="Descripcin"/>
+        <w:pStyle w:val="Caption"/>
         <w:jc w:val="center"/>
       </w:pPr>
-      <w:bookmarkStart w:id="9" w:name="_Toc233977641"/>
+      <w:bookmarkStart w:id="4" w:name="_Toc233977641"/>
       <w:r>
         <w:t xml:space="preserve">Tabla </w:t>
       </w:r>
@@ -1907,18 +1817,18 @@
       <w:r>
         <w:t xml:space="preserve"> Campos de entrada (inputs)</w:t>
       </w:r>
-      <w:bookmarkEnd w:id="9"/>
+      <w:bookmarkEnd w:id="4"/>
     </w:p>
-    <w:p ns2:paraId="1A4DD035" ns2:textId="77777777">
+    <w:p>
       <w:pPr>
-        <w:pStyle w:val="Ttulo1"/>
+        <w:pStyle w:val="Heading1"/>
         <w:jc w:val="left"/>
       </w:pPr>
-      <w:bookmarkStart w:id="10" w:name="_Toc233977725"/>
+      <w:bookmarkStart w:id="5" w:name="_Toc233977725"/>
       <w:r>
         <w:t>3. Campos de salida (outputs)</w:t>
       </w:r>
-      <w:bookmarkEnd w:id="10"/>
+      <w:bookmarkEnd w:id="5"/>
     </w:p>
     <w:tbl>
       <w:tblPr>
@@ -1942,7 +1852,7 @@
         <w:gridCol w:w="1760"/>
         <w:gridCol w:w="1800"/>
       </w:tblGrid>
-      <w:tr ns2:paraId="74C19D16" ns2:textId="77777777">
+      <w:tr>
         <w:trPr>
           <w:tblHeader/>
         </w:trPr>
@@ -1963,7 +1873,7 @@
               <w:right w:w="120" w:type="dxa"/>
             </w:tcMar>
           </w:tcPr>
-          <w:p ns2:paraId="36393328" ns2:textId="77777777">
+          <w:p>
             <w:r>
               <w:rPr>
                 <w:b/>
@@ -1993,7 +1903,7 @@
               <w:right w:w="120" w:type="dxa"/>
             </w:tcMar>
           </w:tcPr>
-          <w:p ns2:paraId="4B6C5E52" ns2:textId="77777777">
+          <w:p>
             <w:r>
               <w:rPr>
                 <w:b/>
@@ -2023,7 +1933,7 @@
               <w:right w:w="120" w:type="dxa"/>
             </w:tcMar>
           </w:tcPr>
-          <w:p ns2:paraId="176B52FF" ns2:textId="77777777">
+          <w:p>
             <w:r>
               <w:rPr>
                 <w:b/>
@@ -2053,7 +1963,7 @@
               <w:right w:w="120" w:type="dxa"/>
             </w:tcMar>
           </w:tcPr>
-          <w:p ns2:paraId="0B5BC6FF" ns2:textId="77777777">
+          <w:p>
             <w:r>
               <w:rPr>
                 <w:b/>
@@ -2083,7 +1993,7 @@
               <w:right w:w="120" w:type="dxa"/>
             </w:tcMar>
           </w:tcPr>
-          <w:p ns2:paraId="5AEDED9E" ns2:textId="77777777">
+          <w:p>
             <w:r>
               <w:rPr>
                 <w:b/>
@@ -2097,7 +2007,7 @@
           </w:p>
         </w:tc>
       </w:tr>
-      <w:tr ns2:paraId="4B6C9425" ns2:textId="77777777">
+      <w:tr>
         <w:tc>
           <w:tcPr>
             <w:tcW w:w="2200" w:type="dxa"/>
@@ -2115,9 +2025,9 @@
               <w:right w:w="120" w:type="dxa"/>
             </w:tcMar>
           </w:tcPr>
-          <w:p ns2:paraId="4132C6A4" ns2:textId="77777777">
-            <w:r>
-              <w:t xml:space="preserve">prediction</w:t>
+          <w:p>
+            <w:r>
+              <w:t>prediction</w:t>
             </w:r>
           </w:p>
         </w:tc>
@@ -2138,9 +2048,9 @@
               <w:right w:w="120" w:type="dxa"/>
             </w:tcMar>
           </w:tcPr>
-          <w:p ns2:paraId="53FB4F47" ns2:textId="77777777">
-            <w:r>
-              <w:t xml:space="preserve">str</w:t>
+          <w:p>
+            <w:r>
+              <w:t>str</w:t>
             </w:r>
           </w:p>
         </w:tc>
@@ -2161,9 +2071,9 @@
               <w:right w:w="120" w:type="dxa"/>
             </w:tcMar>
           </w:tcPr>
-          <w:p ns2:paraId="6B1D3E7E" ns2:textId="77777777">
-            <w:r>
-              <w:t xml:space="preserve">Código de la especie dominante (cf, sz, rd, tc, os) o 'none' si no hay detecciones</w:t>
+          <w:p>
+            <w:r>
+              <w:t>Código de la especie dominante (cf, sz, rd, tc, os) o 'none' si no hay detecciones</w:t>
             </w:r>
           </w:p>
         </w:tc>
@@ -2184,9 +2094,9 @@
               <w:right w:w="120" w:type="dxa"/>
             </w:tcMar>
           </w:tcPr>
-          <w:p ns2:paraId="5BF35099" ns2:textId="77777777">
-            <w:r>
-              <w:t xml:space="preserve">cf|sz|rd|tc|os|none</w:t>
+          <w:p>
+            <w:r>
+              <w:t>cf|sz|rd|tc|os|none</w:t>
             </w:r>
           </w:p>
         </w:tc>
@@ -2207,14 +2117,14 @@
               <w:right w:w="120" w:type="dxa"/>
             </w:tcMar>
           </w:tcPr>
-          <w:p ns2:paraId="2067DBEB" ns2:textId="77777777">
-            <w:r>
-              <w:t xml:space="preserve">Plaga predominante en la imagen</w:t>
+          <w:p>
+            <w:r>
+              <w:t>Plaga predominante en la imagen</w:t>
             </w:r>
           </w:p>
         </w:tc>
       </w:tr>
-      <w:tr ns2:paraId="4B6C9425" ns2:textId="77777777">
+      <w:tr>
         <w:tc>
           <w:tcPr>
             <w:tcW w:w="2200" w:type="dxa"/>
@@ -2232,9 +2142,9 @@
               <w:right w:w="120" w:type="dxa"/>
             </w:tcMar>
           </w:tcPr>
-          <w:p ns2:paraId="4132C6A4" ns2:textId="77777777">
-            <w:r>
-              <w:t xml:space="preserve">confidence</w:t>
+          <w:p>
+            <w:r>
+              <w:t>confidence</w:t>
             </w:r>
           </w:p>
         </w:tc>
@@ -2255,9 +2165,9 @@
               <w:right w:w="120" w:type="dxa"/>
             </w:tcMar>
           </w:tcPr>
-          <w:p ns2:paraId="53FB4F47" ns2:textId="77777777">
-            <w:r>
-              <w:t xml:space="preserve">float</w:t>
+          <w:p>
+            <w:r>
+              <w:t>float</w:t>
             </w:r>
           </w:p>
         </w:tc>
@@ -2278,9 +2188,9 @@
               <w:right w:w="120" w:type="dxa"/>
             </w:tcMar>
           </w:tcPr>
-          <w:p ns2:paraId="6B1D3E7E" ns2:textId="77777777">
-            <w:r>
-              <w:t xml:space="preserve">Confianza máxima de la especie dominante</w:t>
+          <w:p>
+            <w:r>
+              <w:t>Confianza máxima de la especie dominante</w:t>
             </w:r>
           </w:p>
         </w:tc>
@@ -2301,9 +2211,9 @@
               <w:right w:w="120" w:type="dxa"/>
             </w:tcMar>
           </w:tcPr>
-          <w:p ns2:paraId="5BF35099" ns2:textId="77777777">
-            <w:r>
-              <w:t xml:space="preserve">0-1</w:t>
+          <w:p>
+            <w:r>
+              <w:t>0-1</w:t>
             </w:r>
           </w:p>
         </w:tc>
@@ -2324,14 +2234,14 @@
               <w:right w:w="120" w:type="dxa"/>
             </w:tcMar>
           </w:tcPr>
-          <w:p ns2:paraId="2067DBEB" ns2:textId="77777777">
-            <w:r>
-              <w:t xml:space="preserve">Fiabilidad de la detección principal</w:t>
+          <w:p>
+            <w:r>
+              <w:t>Fiabilidad de la detección principal</w:t>
             </w:r>
           </w:p>
         </w:tc>
       </w:tr>
-      <w:tr ns2:paraId="4B6C9425" ns2:textId="77777777">
+      <w:tr>
         <w:tc>
           <w:tcPr>
             <w:tcW w:w="2200" w:type="dxa"/>
@@ -2349,9 +2259,9 @@
               <w:right w:w="120" w:type="dxa"/>
             </w:tcMar>
           </w:tcPr>
-          <w:p ns2:paraId="4132C6A4" ns2:textId="77777777">
-            <w:r>
-              <w:t xml:space="preserve">total_detections</w:t>
+          <w:p>
+            <w:r>
+              <w:t>total_detections</w:t>
             </w:r>
           </w:p>
         </w:tc>
@@ -2372,9 +2282,9 @@
               <w:right w:w="120" w:type="dxa"/>
             </w:tcMar>
           </w:tcPr>
-          <w:p ns2:paraId="53FB4F47" ns2:textId="77777777">
-            <w:r>
-              <w:t xml:space="preserve">int</w:t>
+          <w:p>
+            <w:r>
+              <w:t>int</w:t>
             </w:r>
           </w:p>
         </w:tc>
@@ -2395,9 +2305,9 @@
               <w:right w:w="120" w:type="dxa"/>
             </w:tcMar>
           </w:tcPr>
-          <w:p ns2:paraId="6B1D3E7E" ns2:textId="77777777">
-            <w:r>
-              <w:t xml:space="preserve">Número total de insectos detectados</w:t>
+          <w:p>
+            <w:r>
+              <w:t>Número total de insectos detectados</w:t>
             </w:r>
           </w:p>
         </w:tc>
@@ -2418,9 +2328,9 @@
               <w:right w:w="120" w:type="dxa"/>
             </w:tcMar>
           </w:tcPr>
-          <w:p ns2:paraId="5BF35099" ns2:textId="77777777">
-            <w:r>
-              <w:t xml:space="preserve">≥ 0</w:t>
+          <w:p>
+            <w:r>
+              <w:t>≥ 0</w:t>
             </w:r>
           </w:p>
         </w:tc>
@@ -2441,14 +2351,14 @@
               <w:right w:w="120" w:type="dxa"/>
             </w:tcMar>
           </w:tcPr>
-          <w:p ns2:paraId="2067DBEB" ns2:textId="77777777">
-            <w:r>
-              <w:t xml:space="preserve">Magnitud de la presencia de plaga en la imagen</w:t>
+          <w:p>
+            <w:r>
+              <w:t>Magnitud de la presencia de plaga en la imagen</w:t>
             </w:r>
           </w:p>
         </w:tc>
       </w:tr>
-      <w:tr ns2:paraId="4B6C9425" ns2:textId="77777777">
+      <w:tr>
         <w:tc>
           <w:tcPr>
             <w:tcW w:w="2200" w:type="dxa"/>
@@ -2466,9 +2376,9 @@
               <w:right w:w="120" w:type="dxa"/>
             </w:tcMar>
           </w:tcPr>
-          <w:p ns2:paraId="4132C6A4" ns2:textId="77777777">
-            <w:r>
-              <w:t xml:space="preserve">species_counts</w:t>
+          <w:p>
+            <w:r>
+              <w:t>species_counts</w:t>
             </w:r>
           </w:p>
         </w:tc>
@@ -2489,9 +2399,9 @@
               <w:right w:w="120" w:type="dxa"/>
             </w:tcMar>
           </w:tcPr>
-          <w:p ns2:paraId="53FB4F47" ns2:textId="77777777">
-            <w:r>
-              <w:t xml:space="preserve">dict</w:t>
+          <w:p>
+            <w:r>
+              <w:t>dict</w:t>
             </w:r>
           </w:p>
         </w:tc>
@@ -2512,9 +2422,9 @@
               <w:right w:w="120" w:type="dxa"/>
             </w:tcMar>
           </w:tcPr>
-          <w:p ns2:paraId="6B1D3E7E" ns2:textId="77777777">
-            <w:r>
-              <w:t xml:space="preserve">Recuento de detecciones por especie</w:t>
+          <w:p>
+            <w:r>
+              <w:t>Recuento de detecciones por especie</w:t>
             </w:r>
           </w:p>
         </w:tc>
@@ -2535,9 +2445,9 @@
               <w:right w:w="120" w:type="dxa"/>
             </w:tcMar>
           </w:tcPr>
-          <w:p ns2:paraId="5BF35099" ns2:textId="77777777">
-            <w:r>
-              <w:t xml:space="preserve">{especie: conteo}</w:t>
+          <w:p>
+            <w:r>
+              <w:t>{especie: conteo}</w:t>
             </w:r>
           </w:p>
         </w:tc>
@@ -2558,14 +2468,14 @@
               <w:right w:w="120" w:type="dxa"/>
             </w:tcMar>
           </w:tcPr>
-          <w:p ns2:paraId="2067DBEB" ns2:textId="77777777">
-            <w:r>
-              <w:t xml:space="preserve">Reparto por tipo de plaga</w:t>
+          <w:p>
+            <w:r>
+              <w:t>Reparto por tipo de plaga</w:t>
             </w:r>
           </w:p>
         </w:tc>
       </w:tr>
-      <w:tr ns2:paraId="4B6C9425" ns2:textId="77777777">
+      <w:tr>
         <w:tc>
           <w:tcPr>
             <w:tcW w:w="2200" w:type="dxa"/>
@@ -2583,9 +2493,9 @@
               <w:right w:w="120" w:type="dxa"/>
             </w:tcMar>
           </w:tcPr>
-          <w:p ns2:paraId="4132C6A4" ns2:textId="77777777">
-            <w:r>
-              <w:t xml:space="preserve">detections</w:t>
+          <w:p>
+            <w:r>
+              <w:t>detections</w:t>
             </w:r>
           </w:p>
         </w:tc>
@@ -2606,9 +2516,9 @@
               <w:right w:w="120" w:type="dxa"/>
             </w:tcMar>
           </w:tcPr>
-          <w:p ns2:paraId="53FB4F47" ns2:textId="77777777">
-            <w:r>
-              <w:t xml:space="preserve">list</w:t>
+          <w:p>
+            <w:r>
+              <w:t>list</w:t>
             </w:r>
           </w:p>
         </w:tc>
@@ -2629,9 +2539,13 @@
               <w:right w:w="120" w:type="dxa"/>
             </w:tcMar>
           </w:tcPr>
-          <w:p ns2:paraId="6B1D3E7E" ns2:textId="77777777">
-            <w:r>
-              <w:t xml:space="preserve">[inline] Lista con class, class_name, confidence y bbox [x1,y1,x2,y2] por detección</w:t>
+          <w:p>
+            <w:r>
+              <w:t xml:space="preserve">[inline] Lista con class, class_name, confidence y bbox </w:t>
+            </w:r>
+            <w:r>
+              <w:lastRenderedPageBreak/>
+              <w:t>[x1,y1,x2,y2] por detección</w:t>
             </w:r>
           </w:p>
         </w:tc>
@@ -2652,9 +2566,10 @@
               <w:right w:w="120" w:type="dxa"/>
             </w:tcMar>
           </w:tcPr>
-          <w:p ns2:paraId="5BF35099" ns2:textId="77777777">
-            <w:r>
-              <w:t xml:space="preserve">0..N</w:t>
+          <w:p>
+            <w:r>
+              <w:lastRenderedPageBreak/>
+              <w:t>0..N</w:t>
             </w:r>
           </w:p>
         </w:tc>
@@ -2675,14 +2590,14 @@
               <w:right w:w="120" w:type="dxa"/>
             </w:tcMar>
           </w:tcPr>
-          <w:p ns2:paraId="2067DBEB" ns2:textId="77777777">
-            <w:r>
-              <w:t xml:space="preserve">Detalle por caja para revisión o anotación</w:t>
+          <w:p>
+            <w:r>
+              <w:t>Detalle por caja para revisión o anotación</w:t>
             </w:r>
           </w:p>
         </w:tc>
       </w:tr>
-      <w:tr ns2:paraId="4B6C9425" ns2:textId="77777777">
+      <w:tr>
         <w:tc>
           <w:tcPr>
             <w:tcW w:w="2200" w:type="dxa"/>
@@ -2700,9 +2615,9 @@
               <w:right w:w="120" w:type="dxa"/>
             </w:tcMar>
           </w:tcPr>
-          <w:p ns2:paraId="4132C6A4" ns2:textId="77777777">
-            <w:r>
-              <w:t xml:space="preserve">annotated_image</w:t>
+          <w:p>
+            <w:r>
+              <w:t>annotated_image</w:t>
             </w:r>
           </w:p>
         </w:tc>
@@ -2723,9 +2638,9 @@
               <w:right w:w="120" w:type="dxa"/>
             </w:tcMar>
           </w:tcPr>
-          <w:p ns2:paraId="53FB4F47" ns2:textId="77777777">
-            <w:r>
-              <w:t xml:space="preserve">str (base64)</w:t>
+          <w:p>
+            <w:r>
+              <w:t>str (base64)</w:t>
             </w:r>
           </w:p>
         </w:tc>
@@ -2746,9 +2661,9 @@
               <w:right w:w="120" w:type="dxa"/>
             </w:tcMar>
           </w:tcPr>
-          <w:p ns2:paraId="6B1D3E7E" ns2:textId="77777777">
-            <w:r>
-              <w:t xml:space="preserve">[inline] Imagen JPEG en base64 con las cajas dibujadas</w:t>
+          <w:p>
+            <w:r>
+              <w:t>[inline] Imagen JPEG en base64 con las cajas dibujadas</w:t>
             </w:r>
           </w:p>
         </w:tc>
@@ -2769,9 +2684,9 @@
               <w:right w:w="120" w:type="dxa"/>
             </w:tcMar>
           </w:tcPr>
-          <w:p ns2:paraId="5BF35099" ns2:textId="77777777">
-            <w:r>
-              <w:t xml:space="preserve">-</w:t>
+          <w:p>
+            <w:r>
+              <w:t>-</w:t>
             </w:r>
           </w:p>
         </w:tc>
@@ -2792,14 +2707,14 @@
               <w:right w:w="120" w:type="dxa"/>
             </w:tcMar>
           </w:tcPr>
-          <w:p ns2:paraId="2067DBEB" ns2:textId="77777777">
-            <w:r>
-              <w:t xml:space="preserve">Permite validar visualmente las detecciones</w:t>
+          <w:p>
+            <w:r>
+              <w:t>Permite validar visualmente las detecciones</w:t>
             </w:r>
           </w:p>
         </w:tc>
       </w:tr>
-      <w:tr ns2:paraId="4B6C9425" ns2:textId="77777777">
+      <w:tr>
         <w:tc>
           <w:tcPr>
             <w:tcW w:w="2200" w:type="dxa"/>
@@ -2817,9 +2732,9 @@
               <w:right w:w="120" w:type="dxa"/>
             </w:tcMar>
           </w:tcPr>
-          <w:p ns2:paraId="4132C6A4" ns2:textId="77777777">
-            <w:r>
-              <w:t xml:space="preserve">predictions</w:t>
+          <w:p>
+            <w:r>
+              <w:t>predictions</w:t>
             </w:r>
           </w:p>
         </w:tc>
@@ -2840,9 +2755,9 @@
               <w:right w:w="120" w:type="dxa"/>
             </w:tcMar>
           </w:tcPr>
-          <w:p ns2:paraId="53FB4F47" ns2:textId="77777777">
-            <w:r>
-              <w:t xml:space="preserve">list</w:t>
+          <w:p>
+            <w:r>
+              <w:t>list</w:t>
             </w:r>
           </w:p>
         </w:tc>
@@ -2863,9 +2778,9 @@
               <w:right w:w="120" w:type="dxa"/>
             </w:tcMar>
           </w:tcPr>
-          <w:p ns2:paraId="6B1D3E7E" ns2:textId="77777777">
-            <w:r>
-              <w:t xml:space="preserve">[batch] Una entrada por imagen con filename, prediction, confidence, total_detections y species_counts (sin detections ni imagen anotada)</w:t>
+          <w:p>
+            <w:r>
+              <w:t>[batch] Una entrada por imagen con filename, prediction, confidence, total_detections y species_counts (sin detections ni imagen anotada)</w:t>
             </w:r>
           </w:p>
         </w:tc>
@@ -2886,9 +2801,9 @@
               <w:right w:w="120" w:type="dxa"/>
             </w:tcMar>
           </w:tcPr>
-          <w:p ns2:paraId="5BF35099" ns2:textId="77777777">
-            <w:r>
-              <w:t xml:space="preserve">0..N</w:t>
+          <w:p>
+            <w:r>
+              <w:t>0..N</w:t>
             </w:r>
           </w:p>
         </w:tc>
@@ -2909,20 +2824,20 @@
               <w:right w:w="120" w:type="dxa"/>
             </w:tcMar>
           </w:tcPr>
-          <w:p ns2:paraId="2067DBEB" ns2:textId="77777777">
-            <w:r>
-              <w:t xml:space="preserve">Resultado agregado del lote</w:t>
+          <w:p>
+            <w:r>
+              <w:t>Resultado agregado del lote</w:t>
             </w:r>
           </w:p>
         </w:tc>
       </w:tr>
     </w:tbl>
-    <w:p ns2:paraId="3CB96C1C" ns2:textId="58E5926D">
+    <w:p>
       <w:pPr>
-        <w:pStyle w:val="Descripcin"/>
+        <w:pStyle w:val="Caption"/>
         <w:jc w:val="center"/>
       </w:pPr>
-      <w:bookmarkStart w:id="11" w:name="_Toc233977642"/>
+      <w:bookmarkStart w:id="6" w:name="_Toc233977642"/>
       <w:r>
         <w:t xml:space="preserve">Tabla </w:t>
       </w:r>
@@ -2937,18 +2852,18 @@
       <w:r>
         <w:t xml:space="preserve"> Campos de salida (outputs)</w:t>
       </w:r>
-      <w:bookmarkEnd w:id="11"/>
+      <w:bookmarkEnd w:id="6"/>
     </w:p>
-    <w:p ns2:paraId="30754C35" ns2:textId="77777777">
+    <w:p>
       <w:pPr>
-        <w:pStyle w:val="Ttulo1"/>
+        <w:pStyle w:val="Heading1"/>
         <w:jc w:val="left"/>
       </w:pPr>
-      <w:bookmarkStart w:id="12" w:name="_Toc233977726"/>
+      <w:bookmarkStart w:id="7" w:name="_Toc233977726"/>
       <w:r>
         <w:t>4. Métricas de evaluación</w:t>
       </w:r>
-      <w:bookmarkEnd w:id="12"/>
+      <w:bookmarkEnd w:id="7"/>
     </w:p>
     <w:tbl>
       <w:tblPr>
@@ -2970,7 +2885,7 @@
         <w:gridCol w:w="2340"/>
         <w:gridCol w:w="2340"/>
       </w:tblGrid>
-      <w:tr ns2:paraId="663A768A" ns2:textId="77777777">
+      <w:tr>
         <w:trPr>
           <w:tblHeader/>
         </w:trPr>
@@ -2991,7 +2906,7 @@
               <w:right w:w="120" w:type="dxa"/>
             </w:tcMar>
           </w:tcPr>
-          <w:p ns2:paraId="1EF96586" ns2:textId="77777777">
+          <w:p>
             <w:r>
               <w:rPr>
                 <w:b/>
@@ -3021,7 +2936,7 @@
               <w:right w:w="120" w:type="dxa"/>
             </w:tcMar>
           </w:tcPr>
-          <w:p ns2:paraId="60B8781B" ns2:textId="77777777">
+          <w:p>
             <w:r>
               <w:rPr>
                 <w:b/>
@@ -3051,7 +2966,7 @@
               <w:right w:w="120" w:type="dxa"/>
             </w:tcMar>
           </w:tcPr>
-          <w:p ns2:paraId="1FE48704" ns2:textId="77777777">
+          <w:p>
             <w:r>
               <w:rPr>
                 <w:b/>
@@ -3081,7 +2996,7 @@
               <w:right w:w="120" w:type="dxa"/>
             </w:tcMar>
           </w:tcPr>
-          <w:p ns2:paraId="1D1C6AD0" ns2:textId="77777777">
+          <w:p>
             <w:r>
               <w:rPr>
                 <w:b/>
@@ -3095,7 +3010,7 @@
           </w:p>
         </w:tc>
       </w:tr>
-      <w:tr ns2:paraId="66471EDA" ns2:textId="77777777">
+      <w:tr>
         <w:tc>
           <w:tcPr>
             <w:tcW w:w="2340" w:type="dxa"/>
@@ -3113,9 +3028,9 @@
               <w:right w:w="120" w:type="dxa"/>
             </w:tcMar>
           </w:tcPr>
-          <w:p ns2:paraId="631A7871" ns2:textId="77777777">
-            <w:r>
-              <w:t xml:space="preserve">IDP = mAP@0,5 (global, detección)</w:t>
+          <w:p>
+            <w:r>
+              <w:t>IDP = mAP@0,5 (global, detección)</w:t>
             </w:r>
           </w:p>
         </w:tc>
@@ -3136,9 +3051,9 @@
               <w:right w:w="120" w:type="dxa"/>
             </w:tcMar>
           </w:tcPr>
-          <w:p ns2:paraId="098B665D" ns2:textId="77777777">
-            <w:r>
-              <w:t xml:space="preserve">0,87</w:t>
+          <w:p>
+            <w:r>
+              <w:t>0,87</w:t>
             </w:r>
           </w:p>
         </w:tc>
@@ -3159,9 +3074,9 @@
               <w:right w:w="120" w:type="dxa"/>
             </w:tcMar>
           </w:tcPr>
-          <w:p ns2:paraId="43E2B30F" ns2:textId="77777777">
-            <w:r>
-              <w:t xml:space="preserve">KPI principal declarado en la memoria; media del AP por clase con IoU ≥ 0,5 sobre el conjunto de test (2.700 imágenes, 4.090 instancias). Métrica declarada en la memoria, sin verificación post-integración</w:t>
+          <w:p>
+            <w:r>
+              <w:t>KPI principal declarado en la memoria; media del AP por clase con IoU ≥ 0,5 sobre el conjunto de test (2.700 imágenes, 4.090 instancias). Métrica declarada en la memoria, sin verificación post-integración</w:t>
             </w:r>
           </w:p>
         </w:tc>
@@ -3182,14 +3097,14 @@
               <w:right w:w="120" w:type="dxa"/>
             </w:tcMar>
           </w:tcPr>
-          <w:p ns2:paraId="6AFC25E8" ns2:textId="77777777">
-            <w:r>
-              <w:t xml:space="preserve">supera el criterio de aceptación (&gt; 0,8) y se sitúa en el rango 80-90 % reportado en la literatura</w:t>
+          <w:p>
+            <w:r>
+              <w:t>supera el criterio de aceptación (&gt; 0,8) y se sitúa en el rango 80-90 % reportado en la literatura</w:t>
             </w:r>
           </w:p>
         </w:tc>
       </w:tr>
-      <w:tr ns2:paraId="66471EDA" ns2:textId="77777777">
+      <w:tr>
         <w:tc>
           <w:tcPr>
             <w:tcW w:w="2340" w:type="dxa"/>
@@ -3207,9 +3122,9 @@
               <w:right w:w="120" w:type="dxa"/>
             </w:tcMar>
           </w:tcPr>
-          <w:p ns2:paraId="631A7871" ns2:textId="77777777">
-            <w:r>
-              <w:t xml:space="preserve">Precision (global, detección)</w:t>
+          <w:p>
+            <w:r>
+              <w:t>Precision (global, detección)</w:t>
             </w:r>
           </w:p>
         </w:tc>
@@ -3230,9 +3145,9 @@
               <w:right w:w="120" w:type="dxa"/>
             </w:tcMar>
           </w:tcPr>
-          <w:p ns2:paraId="098B665D" ns2:textId="77777777">
-            <w:r>
-              <w:t xml:space="preserve">0,84</w:t>
+          <w:p>
+            <w:r>
+              <w:t>0,84</w:t>
             </w:r>
           </w:p>
         </w:tc>
@@ -3253,9 +3168,13 @@
               <w:right w:w="120" w:type="dxa"/>
             </w:tcMar>
           </w:tcPr>
-          <w:p ns2:paraId="43E2B30F" ns2:textId="77777777">
-            <w:r>
-              <w:t xml:space="preserve">Proporción de cajas predichas correctas sobre el conjunto de test (declarada en la memoria)</w:t>
+          <w:p>
+            <w:r>
+              <w:t xml:space="preserve">Proporción de cajas predichas correctas sobre el conjunto </w:t>
+            </w:r>
+            <w:r>
+              <w:lastRenderedPageBreak/>
+              <w:t>de test (declarada en la memoria)</w:t>
             </w:r>
           </w:p>
         </w:tc>
@@ -3276,14 +3195,19 @@
               <w:right w:w="120" w:type="dxa"/>
             </w:tcMar>
           </w:tcPr>
-          <w:p ns2:paraId="6AFC25E8" ns2:textId="77777777">
-            <w:r>
-              <w:t xml:space="preserve">de cada 100 detecciones, ~84 corresponden a insectos reales de la clase indicada</w:t>
+          <w:p>
+            <w:r>
+              <w:lastRenderedPageBreak/>
+              <w:t xml:space="preserve">de cada 100 detecciones, ~84 corresponden a </w:t>
+            </w:r>
+            <w:r>
+              <w:lastRenderedPageBreak/>
+              <w:t>insectos reales de la clase indicada</w:t>
             </w:r>
           </w:p>
         </w:tc>
       </w:tr>
-      <w:tr ns2:paraId="66471EDA" ns2:textId="77777777">
+      <w:tr>
         <w:tc>
           <w:tcPr>
             <w:tcW w:w="2340" w:type="dxa"/>
@@ -3301,9 +3225,10 @@
               <w:right w:w="120" w:type="dxa"/>
             </w:tcMar>
           </w:tcPr>
-          <w:p ns2:paraId="631A7871" ns2:textId="77777777">
-            <w:r>
-              <w:t xml:space="preserve">Recall (global, detección)</w:t>
+          <w:p>
+            <w:r>
+              <w:lastRenderedPageBreak/>
+              <w:t>Recall (global, detección)</w:t>
             </w:r>
           </w:p>
         </w:tc>
@@ -3324,9 +3249,9 @@
               <w:right w:w="120" w:type="dxa"/>
             </w:tcMar>
           </w:tcPr>
-          <w:p ns2:paraId="098B665D" ns2:textId="77777777">
-            <w:r>
-              <w:t xml:space="preserve">0,81</w:t>
+          <w:p>
+            <w:r>
+              <w:t>0,81</w:t>
             </w:r>
           </w:p>
         </w:tc>
@@ -3347,9 +3272,9 @@
               <w:right w:w="120" w:type="dxa"/>
             </w:tcMar>
           </w:tcPr>
-          <w:p ns2:paraId="43E2B30F" ns2:textId="77777777">
-            <w:r>
-              <w:t xml:space="preserve">Proporción de insectos reales correctamente detectados sobre el conjunto de test (declarada en la memoria)</w:t>
+          <w:p>
+            <w:r>
+              <w:t>Proporción de insectos reales correctamente detectados sobre el conjunto de test (declarada en la memoria)</w:t>
             </w:r>
           </w:p>
         </w:tc>
@@ -3370,14 +3295,14 @@
               <w:right w:w="120" w:type="dxa"/>
             </w:tcMar>
           </w:tcPr>
-          <w:p ns2:paraId="6AFC25E8" ns2:textId="77777777">
-            <w:r>
-              <w:t xml:space="preserve">el modelo localiza ~81 de cada 100 insectos presentes</w:t>
+          <w:p>
+            <w:r>
+              <w:t>el modelo localiza ~81 de cada 100 insectos presentes</w:t>
             </w:r>
           </w:p>
         </w:tc>
       </w:tr>
-      <w:tr ns2:paraId="66471EDA" ns2:textId="77777777">
+      <w:tr>
         <w:tc>
           <w:tcPr>
             <w:tcW w:w="2340" w:type="dxa"/>
@@ -3395,9 +3320,9 @@
               <w:right w:w="120" w:type="dxa"/>
             </w:tcMar>
           </w:tcPr>
-          <w:p ns2:paraId="631A7871" ns2:textId="77777777">
-            <w:r>
-              <w:t xml:space="preserve">mAP@0,5 por clase (rango, detección)</w:t>
+          <w:p>
+            <w:r>
+              <w:t>mAP@0,5 por clase (rango, detección)</w:t>
             </w:r>
           </w:p>
         </w:tc>
@@ -3418,9 +3343,9 @@
               <w:right w:w="120" w:type="dxa"/>
             </w:tcMar>
           </w:tcPr>
-          <w:p ns2:paraId="098B665D" ns2:textId="77777777">
-            <w:r>
-              <w:t xml:space="preserve">0,84 (cf) – 0,95 (os)</w:t>
+          <w:p>
+            <w:r>
+              <w:t>0,84 (cf) – 0,95 (os)</w:t>
             </w:r>
           </w:p>
         </w:tc>
@@ -3441,9 +3366,9 @@
               <w:right w:w="120" w:type="dxa"/>
             </w:tcMar>
           </w:tcPr>
-          <w:p ns2:paraId="43E2B30F" ns2:textId="77777777">
-            <w:r>
-              <w:t xml:space="preserve">cf 0,84 / os 0,95 / rd 0,87 / sz 0,88 / tc 0,88 (memoria, Tabla 7). Métrica declarada, sin verificación post-integración</w:t>
+          <w:p>
+            <w:r>
+              <w:t>cf 0,84 / os 0,95 / rd 0,87 / sz 0,88 / tc 0,88 (memoria, Tabla 7). Métrica declarada, sin verificación post-integración</w:t>
             </w:r>
           </w:p>
         </w:tc>
@@ -3464,14 +3389,14 @@
               <w:right w:w="120" w:type="dxa"/>
             </w:tcMar>
           </w:tcPr>
-          <w:p ns2:paraId="6AFC25E8" ns2:textId="77777777">
-            <w:r>
-              <w:t xml:space="preserve">Cryptolestes ferrugineus es la clase más difícil; Oryzaephilus surinamensis la más fiable</w:t>
+          <w:p>
+            <w:r>
+              <w:t>Cryptolestes ferrugineus es la clase más difícil; Oryzaephilus surinamensis la más fiable</w:t>
             </w:r>
           </w:p>
         </w:tc>
       </w:tr>
-      <w:tr ns2:paraId="66471EDA" ns2:textId="77777777">
+      <w:tr>
         <w:tc>
           <w:tcPr>
             <w:tcW w:w="2340" w:type="dxa"/>
@@ -3489,9 +3414,9 @@
               <w:right w:w="120" w:type="dxa"/>
             </w:tcMar>
           </w:tcPr>
-          <w:p ns2:paraId="631A7871" ns2:textId="77777777">
-            <w:r>
-              <w:t xml:space="preserve">Precision / Recall (global, clasificación)</w:t>
+          <w:p>
+            <w:r>
+              <w:t>Precision / Recall (global, clasificación)</w:t>
             </w:r>
           </w:p>
         </w:tc>
@@ -3512,9 +3437,9 @@
               <w:right w:w="120" w:type="dxa"/>
             </w:tcMar>
           </w:tcPr>
-          <w:p ns2:paraId="098B665D" ns2:textId="77777777">
-            <w:r>
-              <w:t xml:space="preserve">0,71 / 0,87</w:t>
+          <w:p>
+            <w:r>
+              <w:t>0,71 / 0,87</w:t>
             </w:r>
           </w:p>
         </w:tc>
@@ -3535,9 +3460,9 @@
               <w:right w:w="120" w:type="dxa"/>
             </w:tcMar>
           </w:tcPr>
-          <w:p ns2:paraId="43E2B30F" ns2:textId="77777777">
-            <w:r>
-              <w:t xml:space="preserve">Métricas a nivel de clasificación de especie (sin localización), derivadas de la matriz de confusión sobre el test (memoria, Tabla 8)</w:t>
+          <w:p>
+            <w:r>
+              <w:t>Métricas a nivel de clasificación de especie (sin localización), derivadas de la matriz de confusión sobre el test (memoria, Tabla 8)</w:t>
             </w:r>
           </w:p>
         </w:tc>
@@ -3558,14 +3483,14 @@
               <w:right w:w="120" w:type="dxa"/>
             </w:tcMar>
           </w:tcPr>
-          <w:p ns2:paraId="6AFC25E8" ns2:textId="77777777">
-            <w:r>
-              <w:t xml:space="preserve">buena sensibilidad global; la precisión baja por confusiones entre especies morfológicamente similares</w:t>
+          <w:p>
+            <w:r>
+              <w:t>buena sensibilidad global; la precisión baja por confusiones entre especies morfológicamente similares</w:t>
             </w:r>
           </w:p>
         </w:tc>
       </w:tr>
-      <w:tr ns2:paraId="66471EDA" ns2:textId="77777777">
+      <w:tr>
         <w:tc>
           <w:tcPr>
             <w:tcW w:w="2340" w:type="dxa"/>
@@ -3583,9 +3508,9 @@
               <w:right w:w="120" w:type="dxa"/>
             </w:tcMar>
           </w:tcPr>
-          <w:p ns2:paraId="631A7871" ns2:textId="77777777">
-            <w:r>
-              <w:t xml:space="preserve">Detección real verificada (model.val() sobre 2.700 imágenes reales de test)</w:t>
+          <w:p>
+            <w:r>
+              <w:t>Detección real verificada (model.val() sobre 2.700 imágenes reales de test)</w:t>
             </w:r>
           </w:p>
         </w:tc>
@@ -3606,9 +3531,9 @@
               <w:right w:w="120" w:type="dxa"/>
             </w:tcMar>
           </w:tcPr>
-          <w:p ns2:paraId="098B665D" ns2:textId="77777777">
-            <w:r>
-              <w:t xml:space="preserve">mAP50=0,871 / precision=0,876 / recall=0,856</w:t>
+          <w:p>
+            <w:r>
+              <w:t>mAP50=0,871 / precision=0,876 / recall=0,856</w:t>
             </w:r>
           </w:p>
         </w:tc>
@@ -3629,9 +3554,13 @@
               <w:right w:w="120" w:type="dxa"/>
             </w:tcMar>
           </w:tcPr>
-          <w:p ns2:paraId="43E2B30F" ns2:textId="77777777">
-            <w:r>
-              <w:t xml:space="preserve">Verificación post-integración (verification_report.md, Ciclo 2) ejecutando el checkpoint real servido sobre el split de test completo ya entregado — coherente con el 0,87/0,84/0,81 declarado en la memoria</w:t>
+          <w:p>
+            <w:r>
+              <w:t xml:space="preserve">Verificación post-integración (verification_report.md, Ciclo 2) ejecutando el checkpoint real servido sobre el split de test completo ya </w:t>
+            </w:r>
+            <w:r>
+              <w:lastRenderedPageBreak/>
+              <w:t>entregado — coherente con el 0,87/0,84/0,81 declarado en la memoria</w:t>
             </w:r>
           </w:p>
         </w:tc>
@@ -3652,14 +3581,15 @@
               <w:right w:w="120" w:type="dxa"/>
             </w:tcMar>
           </w:tcPr>
-          <w:p ns2:paraId="6AFC25E8" ns2:textId="77777777">
-            <w:r>
-              <w:t xml:space="preserve">confirma que la localización y clasificación de cajas del detector servido es fiel a lo declarado por el equipo de IA</w:t>
+          <w:p>
+            <w:r>
+              <w:lastRenderedPageBreak/>
+              <w:t>confirma que la localización y clasificación de cajas del detector servido es fiel a lo declarado por el equipo de IA</w:t>
             </w:r>
           </w:p>
         </w:tc>
       </w:tr>
-      <w:tr ns2:paraId="66471EDA" ns2:textId="77777777">
+      <w:tr>
         <w:tc>
           <w:tcPr>
             <w:tcW w:w="2340" w:type="dxa"/>
@@ -3677,9 +3607,9 @@
               <w:right w:w="120" w:type="dxa"/>
             </w:tcMar>
           </w:tcPr>
-          <w:p ns2:paraId="631A7871" ns2:textId="77777777">
-            <w:r>
-              <w:t xml:space="preserve">Correctitud post-integración (golden dataset, verification_report.md)</w:t>
+          <w:p>
+            <w:r>
+              <w:t>Correctitud post-integración (golden dataset, verification_report.md)</w:t>
             </w:r>
           </w:p>
         </w:tc>
@@ -3700,9 +3630,9 @@
               <w:right w:w="120" w:type="dxa"/>
             </w:tcMar>
           </w:tcPr>
-          <w:p ns2:paraId="098B665D" ns2:textId="77777777">
-            <w:r>
-              <w:t xml:space="preserve">23/23 casos reales coinciden exactamente contra el servidor real</w:t>
+          <w:p>
+            <w:r>
+              <w:t>23/23 casos reales coinciden exactamente contra el servidor real</w:t>
             </w:r>
           </w:p>
         </w:tc>
@@ -3723,9 +3653,9 @@
               <w:right w:w="120" w:type="dxa"/>
             </w:tcMar>
           </w:tcPr>
-          <w:p ns2:paraId="43E2B30F" ns2:textId="77777777">
-            <w:r>
-              <w:t xml:space="preserve">23 casos extraídos del split de test real (20 de una sola especie + 3 multiespecie), verificados vía HTTP tras corregir el bug de decodificación de especie (ver limitaciones)</w:t>
+          <w:p>
+            <w:r>
+              <w:t>23 casos extraídos del split de test real (20 de una sola especie + 3 multiespecie), verificados vía HTTP tras corregir el bug de decodificación de especie (ver limitaciones)</w:t>
             </w:r>
           </w:p>
         </w:tc>
@@ -3746,20 +3676,20 @@
               <w:right w:w="120" w:type="dxa"/>
             </w:tcMar>
           </w:tcPr>
-          <w:p ns2:paraId="6AFC25E8" ns2:textId="77777777">
-            <w:r>
-              <w:t xml:space="preserve">el servicio ya integrado reproduce fielmente el comportamiento del checkpoint real, incluyendo los errores genuinos de detección (falsos positivos/negativos) que mide el recall/precision de arriba</w:t>
+          <w:p>
+            <w:r>
+              <w:t>el servicio ya integrado reproduce fielmente el comportamiento del checkpoint real, incluyendo los errores genuinos de detección (falsos positivos/negativos) que mide el recall/precision de arriba</w:t>
             </w:r>
           </w:p>
         </w:tc>
       </w:tr>
     </w:tbl>
-    <w:p ns2:paraId="1A7F9A77" ns2:textId="4488DBEE">
+    <w:p>
       <w:pPr>
-        <w:pStyle w:val="Descripcin"/>
+        <w:pStyle w:val="Caption"/>
         <w:jc w:val="center"/>
       </w:pPr>
-      <w:bookmarkStart w:id="13" w:name="_Toc233977643"/>
+      <w:bookmarkStart w:id="8" w:name="_Toc233977643"/>
       <w:r>
         <w:t xml:space="preserve">Tabla </w:t>
       </w:r>
@@ -3774,19 +3704,18 @@
       <w:r>
         <w:t xml:space="preserve"> Métricas de evaluación</w:t>
       </w:r>
-      <w:bookmarkEnd w:id="13"/>
+      <w:bookmarkEnd w:id="8"/>
     </w:p>
-    <w:p ns2:paraId="2C5581FA" ns2:textId="77777777">
+    <w:p>
       <w:pPr>
-        <w:pStyle w:val="Ttulo1"/>
+        <w:pStyle w:val="Heading1"/>
         <w:jc w:val="left"/>
       </w:pPr>
-      <w:bookmarkStart w:id="14" w:name="_Toc233977727"/>
+      <w:bookmarkStart w:id="9" w:name="_Toc233977727"/>
       <w:r>
-        <w:lastRenderedPageBreak/>
         <w:t>5. Limitaciones conocidas</w:t>
       </w:r>
-      <w:bookmarkEnd w:id="14"/>
+      <w:bookmarkEnd w:id="9"/>
     </w:p>
     <w:tbl>
       <w:tblPr>
@@ -3807,7 +3736,7 @@
         <w:gridCol w:w="3120"/>
         <w:gridCol w:w="6240"/>
       </w:tblGrid>
-      <w:tr ns2:paraId="5ACF6CCD" ns2:textId="77777777">
+      <w:tr>
         <w:trPr>
           <w:tblHeader/>
         </w:trPr>
@@ -3828,7 +3757,7 @@
               <w:right w:w="120" w:type="dxa"/>
             </w:tcMar>
           </w:tcPr>
-          <w:p ns2:paraId="676816E1" ns2:textId="77777777">
+          <w:p>
             <w:r>
               <w:rPr>
                 <w:b/>
@@ -3858,7 +3787,7 @@
               <w:right w:w="120" w:type="dxa"/>
             </w:tcMar>
           </w:tcPr>
-          <w:p ns2:paraId="1F42A562" ns2:textId="77777777">
+          <w:p>
             <w:r>
               <w:rPr>
                 <w:b/>
@@ -3872,7 +3801,7 @@
           </w:p>
         </w:tc>
       </w:tr>
-      <w:tr ns2:paraId="221304F4" ns2:textId="77777777">
+      <w:tr>
         <w:tc>
           <w:tcPr>
             <w:tcW w:w="3120" w:type="dxa"/>
@@ -3890,9 +3819,9 @@
               <w:right w:w="120" w:type="dxa"/>
             </w:tcMar>
           </w:tcPr>
-          <w:p ns2:paraId="26419EF2" ns2:textId="77777777">
-            <w:r>
-              <w:t xml:space="preserve">Conjunto cerrado de 5 especies</w:t>
+          <w:p>
+            <w:r>
+              <w:t>Conjunto cerrado de 5 especies</w:t>
             </w:r>
           </w:p>
         </w:tc>
@@ -3913,14 +3842,14 @@
               <w:right w:w="120" w:type="dxa"/>
             </w:tcMar>
           </w:tcPr>
-          <w:p ns2:paraId="3E7B7A63" ns2:textId="77777777">
-            <w:r>
-              <w:t xml:space="preserve">El modelo solo reconoce las plagas incluidas en el dataset de entrenamiento (cf, sz, rd, tc, os; sz agrupa Sitophilus zeamais y Sitophilus oryzae). Ante una especie no vista, puede no detectarla o asignarla erróneamente a una clase conocida (closed-set classification). Ampliar la cobertura exige nuevas imágenes anotadas y reentrenamiento/fine-tuning.</w:t>
+          <w:p>
+            <w:r>
+              <w:t>El modelo solo reconoce las plagas incluidas en el dataset de entrenamiento (cf, sz, rd, tc, os; sz agrupa Sitophilus zeamais y Sitophilus oryzae). Ante una especie no vista, puede no detectarla o asignarla erróneamente a una clase conocida (closed-set classification). Ampliar la cobertura exige nuevas imágenes anotadas y reentrenamiento/fine-tuning.</w:t>
             </w:r>
           </w:p>
         </w:tc>
       </w:tr>
-      <w:tr ns2:paraId="221304F4" ns2:textId="77777777">
+      <w:tr>
         <w:tc>
           <w:tcPr>
             <w:tcW w:w="3120" w:type="dxa"/>
@@ -3938,9 +3867,9 @@
               <w:right w:w="120" w:type="dxa"/>
             </w:tcMar>
           </w:tcPr>
-          <w:p ns2:paraId="26419EF2" ns2:textId="77777777">
-            <w:r>
-              <w:t xml:space="preserve">Objetos de tamaño muy reducido</w:t>
+          <w:p>
+            <w:r>
+              <w:t>Objetos de tamaño muy reducido</w:t>
             </w:r>
           </w:p>
         </w:tc>
@@ -3961,14 +3890,14 @@
               <w:right w:w="120" w:type="dxa"/>
             </w:tcMar>
           </w:tcPr>
-          <w:p ns2:paraId="3E7B7A63" ns2:textId="77777777">
-            <w:r>
-              <w:t xml:space="preserve">Aproximadamente la mitad de las instancias miden menos de 42×42 px sobre imágenes de 512×512, con un área media de bounding box ~1.718 px. Ello dificulta la extracción de características y degrada las métricas, de forma más acusada en Cryptolestes ferrugineus y Rhyzopertha dominica.</w:t>
+          <w:p>
+            <w:r>
+              <w:t>Aproximadamente la mitad de las instancias miden menos de 42×42 px sobre imágenes de 512×512, con un área media de bounding box ~1.718 px. Ello dificulta la extracción de características y degrada las métricas, de forma más acusada en Cryptolestes ferrugineus y Rhyzopertha dominica.</w:t>
             </w:r>
           </w:p>
         </w:tc>
       </w:tr>
-      <w:tr ns2:paraId="221304F4" ns2:textId="77777777">
+      <w:tr>
         <w:tc>
           <w:tcPr>
             <w:tcW w:w="3120" w:type="dxa"/>
@@ -3986,9 +3915,10 @@
               <w:right w:w="120" w:type="dxa"/>
             </w:tcMar>
           </w:tcPr>
-          <w:p ns2:paraId="26419EF2" ns2:textId="77777777">
-            <w:r>
-              <w:t xml:space="preserve">Fuente de datos única</w:t>
+          <w:p>
+            <w:r>
+              <w:lastRenderedPageBreak/>
+              <w:t>Fuente de datos única</w:t>
             </w:r>
           </w:p>
         </w:tc>
@@ -4009,14 +3939,14 @@
               <w:right w:w="120" w:type="dxa"/>
             </w:tcMar>
           </w:tcPr>
-          <w:p ns2:paraId="3E7B7A63" ns2:textId="77777777">
-            <w:r>
-              <w:t xml:space="preserve">Se entrena y valida sobre una única fuente pública (Pestdataset, porción procesada del dataset de Li et al. 2024 vía Tian et al. 2025), con 17.999 imágenes reales de cámaras de almacenamiento tras limpieza. Aunque son datos reales (no sintéticos), la representatividad taxonómica y de condiciones queda acotada a ese conjunto.</w:t>
+          <w:p>
+            <w:r>
+              <w:t>Se entrena y valida sobre una única fuente pública (Pestdataset, porción procesada del dataset de Li et al. 2024 vía Tian et al. 2025), con 17.999 imágenes reales de cámaras de almacenamiento tras limpieza. Aunque son datos reales (no sintéticos), la representatividad taxonómica y de condiciones queda acotada a ese conjunto.</w:t>
             </w:r>
           </w:p>
         </w:tc>
       </w:tr>
-      <w:tr ns2:paraId="221304F4" ns2:textId="77777777">
+      <w:tr>
         <w:tc>
           <w:tcPr>
             <w:tcW w:w="3120" w:type="dxa"/>
@@ -4034,9 +3964,9 @@
               <w:right w:w="120" w:type="dxa"/>
             </w:tcMar>
           </w:tcPr>
-          <w:p ns2:paraId="26419EF2" ns2:textId="77777777">
-            <w:r>
-              <w:t xml:space="preserve">Decodificación de especie — bug crítico ya corregido</w:t>
+          <w:p>
+            <w:r>
+              <w:t>Decodificación de especie — bug crítico ya corregido</w:t>
             </w:r>
           </w:p>
         </w:tc>
@@ -4057,14 +3987,17 @@
               <w:right w:w="120" w:type="dxa"/>
             </w:tcMar>
           </w:tcPr>
-          <w:p ns2:paraId="3E7B7A63" ns2:textId="77777777">
-            <w:r>
-              <w:t xml:space="preserve">El código de entrenamiento entregado por el equipo de IA generaba, para el checkpoint base, una inconsistencia entre el orden de clase usado para entrenar y el orden embebido en el propio checkpoint; esto hacía que, antes de esta corrección, el servicio asignara la especie equivocada en ~6 de cada 10 detecciones (verificado: 39,0% de aciertos de especie sobre 500 imágenes reales). Corregido en la integración (sin reentrenar el modelo): tras el fix, el acierto de especie sube a 94,4% sobre la misma muestra. El detector (localización de cajas) nunca se vio afectado — mAP50 real 0,871, coherente con la memoria.</w:t>
+          <w:p>
+            <w:r>
+              <w:t xml:space="preserve">El código de entrenamiento entregado por el equipo de IA generaba, para el checkpoint base, una inconsistencia entre el orden de clase usado para entrenar y el orden embebido en el propio checkpoint; esto hacía que, antes de esta corrección, el servicio asignara la especie equivocada en ~6 de cada 10 detecciones (verificado: 39,0% de aciertos de especie sobre 500 imágenes reales). Corregido en la integración (sin reentrenar el modelo): tras el fix, el acierto de especie sube a 94,4% sobre la misma muestra. </w:t>
+            </w:r>
+            <w:r>
+              <w:t>El detector (localización de cajas) nunca se vio afectado — mAP50 real 0,871, coherente con la memoria.</w:t>
             </w:r>
           </w:p>
         </w:tc>
       </w:tr>
-      <w:tr ns2:paraId="221304F4" ns2:textId="77777777">
+      <w:tr>
         <w:tc>
           <w:tcPr>
             <w:tcW w:w="3120" w:type="dxa"/>
@@ -4082,9 +4015,9 @@
               <w:right w:w="120" w:type="dxa"/>
             </w:tcMar>
           </w:tcPr>
-          <w:p ns2:paraId="26419EF2" ns2:textId="77777777">
-            <w:r>
-              <w:t xml:space="preserve">Device de inferencia — detección automática con fallback</w:t>
+          <w:p>
+            <w:r>
+              <w:t>Device de inferencia — detección automática con fallback</w:t>
             </w:r>
           </w:p>
         </w:tc>
@@ -4105,14 +4038,14 @@
               <w:right w:w="120" w:type="dxa"/>
             </w:tcMar>
           </w:tcPr>
-          <w:p ns2:paraId="3E7B7A63" ns2:textId="77777777">
-            <w:r>
-              <w:t xml:space="preserve">La inferencia usa GPU (CUDA) automáticamente si hay una disponible y compatible, probándolo con una operación real antes de confiar en ella; si no, cae a CPU de forma segura. Es adecuada para imágenes individuales o lotes pequeños en CPU, y para lotes grandes se recomienda una GPU compatible.</w:t>
+          <w:p>
+            <w:r>
+              <w:t>La inferencia usa GPU (CUDA) automáticamente si hay una disponible y compatible, probándolo con una operación real antes de confiar en ella; si no, cae a CPU de forma segura. Es adecuada para imágenes individuales o lotes pequeños en CPU, y para lotes grandes se recomienda una GPU compatible.</w:t>
             </w:r>
           </w:p>
         </w:tc>
       </w:tr>
-      <w:tr ns2:paraId="221304F4" ns2:textId="77777777">
+      <w:tr>
         <w:tc>
           <w:tcPr>
             <w:tcW w:w="3120" w:type="dxa"/>
@@ -4130,9 +4063,9 @@
               <w:right w:w="120" w:type="dxa"/>
             </w:tcMar>
           </w:tcPr>
-          <w:p ns2:paraId="26419EF2" ns2:textId="77777777">
-            <w:r>
-              <w:t xml:space="preserve">Nombre de clase 'sz' simplificado</w:t>
+          <w:p>
+            <w:r>
+              <w:t>Nombre de clase 'sz' simplificado</w:t>
             </w:r>
           </w:p>
         </w:tc>
@@ -4153,20 +4086,20 @@
               <w:right w:w="120" w:type="dxa"/>
             </w:tcMar>
           </w:tcPr>
-          <w:p ns2:paraId="3E7B7A63" ns2:textId="77777777">
-            <w:r>
-              <w:t xml:space="preserve">El plugin muestra la clase sz como 'Sitophilus spp.', mientras que la memoria la define como 'Sitophilus zeamais / Sitophilus oryzae' agrupadas por similitud morfológica; ambas referencias designan la misma clase.</w:t>
+          <w:p>
+            <w:r>
+              <w:t>El plugin muestra la clase sz como 'Sitophilus spp.', mientras que la memoria la define como 'Sitophilus zeamais / Sitophilus oryzae' agrupadas por similitud morfológica; ambas referencias designan la misma clase.</w:t>
             </w:r>
           </w:p>
         </w:tc>
       </w:tr>
     </w:tbl>
-    <w:p ns2:paraId="23E22C97" ns2:textId="02183EA3">
+    <w:p>
       <w:pPr>
-        <w:pStyle w:val="Descripcin"/>
+        <w:pStyle w:val="Caption"/>
         <w:jc w:val="center"/>
       </w:pPr>
-      <w:bookmarkStart w:id="15" w:name="_Toc233977644"/>
+      <w:bookmarkStart w:id="10" w:name="_Toc233977644"/>
       <w:r>
         <w:t xml:space="preserve">Tabla </w:t>
       </w:r>
@@ -4181,45 +4114,51 @@
       <w:r>
         <w:t xml:space="preserve"> Limitaciones conocidas</w:t>
       </w:r>
-      <w:bookmarkEnd w:id="15"/>
+      <w:bookmarkEnd w:id="10"/>
     </w:p>
-    <w:p ns2:paraId="36D55773" ns2:textId="77777777">
+    <w:p>
       <w:pPr>
-        <w:pStyle w:val="Ttulo1"/>
+        <w:pStyle w:val="Heading1"/>
         <w:jc w:val="left"/>
       </w:pPr>
-      <w:bookmarkStart w:id="16" w:name="_Toc233977728"/>
+      <w:bookmarkStart w:id="11" w:name="_Toc233977728"/>
       <w:r>
         <w:t>6. Observaciones técnicas</w:t>
       </w:r>
-      <w:bookmarkEnd w:id="16"/>
+      <w:bookmarkEnd w:id="11"/>
     </w:p>
-    <w:p ns2:paraId="3188B244" ns2:textId="77777777">
+    <w:p>
       <w:pPr>
         <w:jc w:val="both"/>
       </w:pPr>
       <w:r>
-        <w:t xml:space="preserve">Inferencia en CUDA si hay GPU compatible disponible (fallback automático y seguro a CPU); ultralytics importado de forma perezosa. Artefacto best.pt (~5,3 MB) cargado vía ArtifactStore (local artifacts/ o S3), nunca commiteado a git. Entrada RGB reescalada internamente por ultralytics (resolución de inferencia 512×512, imgsz explícito en cada llamada); imagen anotada limitada a 640 px y JPEG calidad 70. El umbral por defecto CONF_THRESHOLD=0,28 se calibró para minimizar falsos positivos sin comprometer recall; es sobrescribible por petición. train() soporta fine-tuning real (300 épocas, mismos hiperparámetros que el equipo de IA, mlflow_run_id obligatorio); el checkpoint reentrenado se sube solo a MLflow, nunca sobrescribe el artefacto base.</w:t>
+        <w:t>Inferencia en CUDA si hay GPU compatible disponible (fallback automático y seguro a CPU); ultralytics importado de forma perezosa. Artefacto best.pt (~5,3 MB) cargado vía ArtifactStore (local artifacts/ o S3), nunca commiteado a git. Entrada RGB reescalada internamente por ultralytics (resolución de inferencia 512×512, imgsz explícito en cada llamada); imagen anotada limitada a 640 px y JPEG calidad 70. El umbral por defecto CONF_THRESHOLD=0,28 se calibró para minimizar falsos positivos sin comprometer reca</w:t>
+      </w:r>
+      <w:r>
+        <w:t xml:space="preserve">ll; es sobrescribible por petición. train() soporta fine-tuning real (300 épocas, mismos hiperparámetros que el equipo de IA, </w:t>
+      </w:r>
+      <w:r>
+        <w:lastRenderedPageBreak/>
+        <w:t>mlflow_run_id obligatorio); el checkpoint reentrenado se sube solo a MLflow, nunca sobrescribe el artefacto base.</w:t>
       </w:r>
     </w:p>
-    <w:p ns2:paraId="642BAC39" ns2:textId="77777777"/>
-    <w:p ns2:paraId="6AE49187" ns2:textId="77777777"/>
-    <w:p ns2:paraId="3CCD1455" ns2:textId="77777777"/>
-    <w:p ns2:paraId="03DFC7FC" ns2:textId="77777777"/>
-    <w:p ns2:paraId="3E74D38E" ns2:textId="77777777"/>
-    <w:p ns2:paraId="0B8151BB" ns2:textId="77777777"/>
-    <w:p ns2:paraId="53E05546" ns2:textId="77777777"/>
-    <w:p ns2:paraId="7A7AF885" ns2:textId="77777777">
+    <w:p/>
+    <w:p/>
+    <w:p/>
+    <w:p/>
+    <w:p/>
+    <w:p/>
+    <w:p/>
+    <w:p>
       <w:pPr>
-        <w:pStyle w:val="Ttulo1"/>
+        <w:pStyle w:val="Heading1"/>
         <w:jc w:val="left"/>
       </w:pPr>
-      <w:bookmarkStart w:id="17" w:name="_Toc233977729"/>
+      <w:bookmarkStart w:id="12" w:name="_Toc233977729"/>
       <w:r>
-        <w:lastRenderedPageBreak/>
         <w:t>7. Fichero de prueba de referencia</w:t>
       </w:r>
-      <w:bookmarkEnd w:id="17"/>
+      <w:bookmarkEnd w:id="12"/>
     </w:p>
     <w:tbl>
       <w:tblPr>
@@ -4240,7 +4179,7 @@
         <w:gridCol w:w="2800"/>
         <w:gridCol w:w="6560"/>
       </w:tblGrid>
-      <w:tr ns2:paraId="7CCEFEF5" ns2:textId="77777777">
+      <w:tr>
         <w:tc>
           <w:tcPr>
             <w:tcW w:w="2800" w:type="dxa"/>
@@ -4258,7 +4197,7 @@
               <w:right w:w="120" w:type="dxa"/>
             </w:tcMar>
           </w:tcPr>
-          <w:p ns2:paraId="5A9D0325" ns2:textId="77777777">
+          <w:p>
             <w:r>
               <w:rPr>
                 <w:b/>
@@ -4288,14 +4227,14 @@
               <w:right w:w="120" w:type="dxa"/>
             </w:tcMar>
           </w:tcPr>
-          <w:p ns2:paraId="548E93F5" ns2:textId="77777777">
-            <w:r>
-              <w:t xml:space="preserve">23 casos reales extraídos de data/splits/images/test/ + data/splits/labels/test/ del dataset entregado (ground truth real), con verificación de correctitud ya ejecutada (ver verification_report.md).</w:t>
+          <w:p>
+            <w:r>
+              <w:t>23 casos reales extraídos de data/splits/images/test/ + data/splits/labels/test/ del dataset entregado (ground truth real), con verificación de correctitud ya ejecutada (ver verification_report.md).</w:t>
             </w:r>
           </w:p>
         </w:tc>
       </w:tr>
-      <w:tr ns2:paraId="183575F5" ns2:textId="77777777">
+      <w:tr>
         <w:tc>
           <w:tcPr>
             <w:tcW w:w="2800" w:type="dxa"/>
@@ -4313,7 +4252,7 @@
               <w:right w:w="120" w:type="dxa"/>
             </w:tcMar>
           </w:tcPr>
-          <w:p ns2:paraId="2C17FEDB" ns2:textId="77777777">
+          <w:p>
             <w:r>
               <w:rPr>
                 <w:b/>
@@ -4343,14 +4282,14 @@
               <w:right w:w="120" w:type="dxa"/>
             </w:tcMar>
           </w:tcPr>
-          <w:p ns2:paraId="2F98E928" ns2:textId="77777777">
-            <w:r>
-              <w:t xml:space="preserve">Conjunto de test real: 2.700 imágenes, 4.095 instancias etiquetadas (partición 70/15/15, semilla 42). Golden dataset de verificación: 23 imágenes (20 de una sola especie + 3 multiespecie).</w:t>
+          <w:p>
+            <w:r>
+              <w:t>Conjunto de test real: 2.700 imágenes, 4.095 instancias etiquetadas (partición 70/15/15, semilla 42). Golden dataset de verificación: 23 imágenes (20 de una sola especie + 3 multiespecie).</w:t>
             </w:r>
           </w:p>
         </w:tc>
       </w:tr>
-      <w:tr ns2:paraId="1BF4E262" ns2:textId="77777777">
+      <w:tr>
         <w:tc>
           <w:tcPr>
             <w:tcW w:w="2800" w:type="dxa"/>
@@ -4368,7 +4307,7 @@
               <w:right w:w="120" w:type="dxa"/>
             </w:tcMar>
           </w:tcPr>
-          <w:p ns2:paraId="55FAE3FC" ns2:textId="77777777">
+          <w:p>
             <w:r>
               <w:rPr>
                 <w:b/>
@@ -4398,20 +4337,20 @@
               <w:right w:w="120" w:type="dxa"/>
             </w:tcMar>
           </w:tcPr>
-          <w:p ns2:paraId="15092C4A" ns2:textId="77777777">
-            <w:r>
-              <w:t xml:space="preserve">model.val() real sobre las 2.700 imágenes de test: mAP50=0,871/precision=0,876/recall=0,856, coherente con el 0,87/0,84/0,81 de la memoria. Los 23 casos del golden dataset coinciden exactamente (23/23) contra el servidor real tras corregir el bug de decodificación de especie — ver verification_report.md, Ciclo 2.</w:t>
+          <w:p>
+            <w:r>
+              <w:t>model.val() real sobre las 2.700 imágenes de test: mAP50=0,871/precision=0,876/recall=0,856, coherente con el 0,87/0,84/0,81 de la memoria. Los 23 casos del golden dataset coinciden exactamente (23/23) contra el servidor real tras corregir el bug de decodificación de especie — ver verification_report.md, Ciclo 2.</w:t>
             </w:r>
           </w:p>
         </w:tc>
       </w:tr>
     </w:tbl>
-    <w:p ns2:paraId="3773E7D0" ns2:textId="48983DD0">
+    <w:p>
       <w:pPr>
-        <w:pStyle w:val="Descripcin"/>
+        <w:pStyle w:val="Caption"/>
         <w:jc w:val="center"/>
       </w:pPr>
-      <w:bookmarkStart w:id="18" w:name="_Toc233977645"/>
+      <w:bookmarkStart w:id="13" w:name="_Toc233977645"/>
       <w:r>
         <w:t xml:space="preserve">Tabla </w:t>
       </w:r>
@@ -4426,13 +4365,13 @@
       <w:r>
         <w:t xml:space="preserve"> Fichero de prueba de referencia</w:t>
       </w:r>
-      <w:bookmarkEnd w:id="18"/>
+      <w:bookmarkEnd w:id="13"/>
     </w:p>
     <w:sectPr>
-      <w:headerReference w:type="even" ns7:id="rId12"/>
-      <w:headerReference w:type="default" ns7:id="rId13"/>
-      <w:footerReference w:type="default" ns7:id="rId14"/>
-      <w:footerReference w:type="first" ns7:id="rId15"/>
+      <w:headerReference w:type="even" r:id="rId12"/>
+      <w:headerReference w:type="default" r:id="rId13"/>
+      <w:footerReference w:type="default" r:id="rId14"/>
+      <w:footerReference w:type="first" r:id="rId15"/>
       <w:pgSz w:w="11906" w:h="16838"/>
       <w:pgMar w:top="1417" w:right="1701" w:bottom="1417" w:left="1701" w:header="708" w:footer="708" w:gutter="0"/>
       <w:pgNumType w:start="1"/>
@@ -5185,7 +5124,7 @@
         <w:noProof/>
         <w:color w:val="000000"/>
       </w:rPr>
-      <w:t xml:space="preserve">2</w:t>
+      <w:t>2</w:t>
     </w:r>
     <w:r>
       <w:rPr>
@@ -5199,23 +5138,7 @@
         <w:rFonts w:ascii="Liberalisation sans narrow" w:eastAsia="Liberalisation sans narrow" w:hAnsi="Liberalisation sans narrow" w:cs="Liberalisation sans narrow"/>
         <w:color w:val="000000"/>
       </w:rPr>
-      <w:t xml:space="preserve"> |Ficha técnica – Modelo a07 (</w:t>
-    </w:r>
-    <w:proofErr w:type="spellStart"/>
-    <w:r>
-      <w:rPr>
-        <w:rFonts w:ascii="Liberalisation sans narrow" w:eastAsia="Liberalisation sans narrow" w:hAnsi="Liberalisation sans narrow" w:cs="Liberalisation sans narrow"/>
-        <w:color w:val="000000"/>
-      </w:rPr>
-      <w:t xml:space="preserve">cereals-grain-pest-detection</w:t>
-    </w:r>
-    <w:proofErr w:type="spellEnd"/>
-    <w:r>
-      <w:rPr>
-        <w:rFonts w:ascii="Liberalisation sans narrow" w:eastAsia="Liberalisation sans narrow" w:hAnsi="Liberalisation sans narrow" w:cs="Liberalisation sans narrow"/>
-        <w:color w:val="000000"/>
-      </w:rPr>
-      <w:t>)</w:t>
+      <w:t xml:space="preserve"> |Ficha técnica – Modelo a07 (cereals-grain-pest-detection)</w:t>
     </w:r>
   </w:p>
   <w:p>
@@ -5763,11 +5686,11 @@
     <w:name w:val="Normal"/>
     <w:qFormat/>
   </w:style>
-  <w:style w:type="paragraph" w:styleId="Ttulo1">
+  <w:style w:type="paragraph" w:styleId="Heading1">
     <w:name w:val="heading 1"/>
     <w:basedOn w:val="Normal"/>
     <w:next w:val="Normal"/>
-    <w:link w:val="Ttulo1Car"/>
+    <w:link w:val="Heading1Char"/>
     <w:uiPriority w:val="9"/>
     <w:qFormat/>
     <w:pPr>
@@ -5785,11 +5708,11 @@
       <w:szCs w:val="36"/>
     </w:rPr>
   </w:style>
-  <w:style w:type="paragraph" w:styleId="Ttulo2">
+  <w:style w:type="paragraph" w:styleId="Heading2">
     <w:name w:val="heading 2"/>
     <w:basedOn w:val="Normal"/>
     <w:next w:val="Normal"/>
-    <w:link w:val="Ttulo2Car"/>
+    <w:link w:val="Heading2Char"/>
     <w:uiPriority w:val="9"/>
     <w:semiHidden/>
     <w:unhideWhenUsed/>
@@ -5808,11 +5731,11 @@
       <w:szCs w:val="32"/>
     </w:rPr>
   </w:style>
-  <w:style w:type="paragraph" w:styleId="Ttulo3">
+  <w:style w:type="paragraph" w:styleId="Heading3">
     <w:name w:val="heading 3"/>
     <w:basedOn w:val="Normal"/>
     <w:next w:val="Normal"/>
-    <w:link w:val="Ttulo3Car"/>
+    <w:link w:val="Heading3Char"/>
     <w:uiPriority w:val="9"/>
     <w:semiHidden/>
     <w:unhideWhenUsed/>
@@ -5831,11 +5754,11 @@
       <w:szCs w:val="28"/>
     </w:rPr>
   </w:style>
-  <w:style w:type="paragraph" w:styleId="Ttulo4">
+  <w:style w:type="paragraph" w:styleId="Heading4">
     <w:name w:val="heading 4"/>
     <w:basedOn w:val="Normal"/>
     <w:next w:val="Normal"/>
-    <w:link w:val="Ttulo4Car"/>
+    <w:link w:val="Heading4Char"/>
     <w:uiPriority w:val="9"/>
     <w:semiHidden/>
     <w:unhideWhenUsed/>
@@ -5854,11 +5777,11 @@
       <w:szCs w:val="24"/>
     </w:rPr>
   </w:style>
-  <w:style w:type="paragraph" w:styleId="Ttulo5">
+  <w:style w:type="paragraph" w:styleId="Heading5">
     <w:name w:val="heading 5"/>
     <w:basedOn w:val="Normal"/>
     <w:next w:val="Normal"/>
-    <w:link w:val="Ttulo5Car"/>
+    <w:link w:val="Heading5Char"/>
     <w:uiPriority w:val="9"/>
     <w:semiHidden/>
     <w:unhideWhenUsed/>
@@ -5876,11 +5799,11 @@
       <w:color w:val="284546"/>
     </w:rPr>
   </w:style>
-  <w:style w:type="paragraph" w:styleId="Ttulo6">
+  <w:style w:type="paragraph" w:styleId="Heading6">
     <w:name w:val="heading 6"/>
     <w:basedOn w:val="Normal"/>
     <w:next w:val="Normal"/>
-    <w:link w:val="Ttulo6Car"/>
+    <w:link w:val="Heading6Char"/>
     <w:uiPriority w:val="9"/>
     <w:semiHidden/>
     <w:unhideWhenUsed/>
@@ -5900,11 +5823,11 @@
       <w:color w:val="1B2E2F"/>
     </w:rPr>
   </w:style>
-  <w:style w:type="paragraph" w:styleId="Ttulo7">
+  <w:style w:type="paragraph" w:styleId="Heading7">
     <w:name w:val="heading 7"/>
     <w:basedOn w:val="Normal"/>
     <w:next w:val="Normal"/>
-    <w:link w:val="Ttulo7Car"/>
+    <w:link w:val="Heading7Char"/>
     <w:uiPriority w:val="9"/>
     <w:unhideWhenUsed/>
     <w:qFormat/>
@@ -5922,11 +5845,11 @@
       <w:color w:val="1B2E2E" w:themeColor="accent1" w:themeShade="80"/>
     </w:rPr>
   </w:style>
-  <w:style w:type="paragraph" w:styleId="Ttulo8">
+  <w:style w:type="paragraph" w:styleId="Heading8">
     <w:name w:val="heading 8"/>
     <w:basedOn w:val="Normal"/>
     <w:next w:val="Normal"/>
-    <w:link w:val="Ttulo8Car"/>
+    <w:link w:val="Heading8Char"/>
     <w:uiPriority w:val="9"/>
     <w:unhideWhenUsed/>
     <w:qFormat/>
@@ -5946,11 +5869,11 @@
       <w:color w:val="1B2E2E" w:themeColor="accent1" w:themeShade="80"/>
     </w:rPr>
   </w:style>
-  <w:style w:type="paragraph" w:styleId="Ttulo9">
+  <w:style w:type="paragraph" w:styleId="Heading9">
     <w:name w:val="heading 9"/>
     <w:basedOn w:val="Normal"/>
     <w:next w:val="Normal"/>
-    <w:link w:val="Ttulo9Car"/>
+    <w:link w:val="Heading9Char"/>
     <w:uiPriority w:val="9"/>
     <w:semiHidden/>
     <w:unhideWhenUsed/>
@@ -5969,12 +5892,13 @@
       <w:color w:val="1B2E2E" w:themeColor="accent1" w:themeShade="80"/>
     </w:rPr>
   </w:style>
-  <w:style w:type="character" w:default="1" w:styleId="Fuentedeprrafopredeter">
+  <w:style w:type="character" w:default="1" w:styleId="DefaultParagraphFont">
     <w:name w:val="Default Paragraph Font"/>
     <w:uiPriority w:val="1"/>
+    <w:semiHidden/>
     <w:unhideWhenUsed/>
   </w:style>
-  <w:style w:type="table" w:default="1" w:styleId="Tablanormal">
+  <w:style w:type="table" w:default="1" w:styleId="TableNormal">
     <w:name w:val="Normal Table"/>
     <w:uiPriority w:val="99"/>
     <w:semiHidden/>
@@ -5989,13 +5913,13 @@
       </w:tblCellMar>
     </w:tblPr>
   </w:style>
-  <w:style w:type="numbering" w:default="1" w:styleId="Sinlista">
+  <w:style w:type="numbering" w:default="1" w:styleId="NoList">
     <w:name w:val="No List"/>
     <w:uiPriority w:val="99"/>
     <w:semiHidden/>
     <w:unhideWhenUsed/>
   </w:style>
-  <w:style w:type="table" w:customStyle="1" w:styleId="TableNormal">
+  <w:style w:type="table" w:customStyle="1" w:styleId="TableNormal0">
     <w:name w:val="TableNormal"/>
     <w:tblPr>
       <w:tblCellMar>
@@ -6006,11 +5930,11 @@
       </w:tblCellMar>
     </w:tblPr>
   </w:style>
-  <w:style w:type="paragraph" w:styleId="Ttulo">
+  <w:style w:type="paragraph" w:styleId="Title">
     <w:name w:val="Title"/>
     <w:basedOn w:val="Normal"/>
     <w:next w:val="Normal"/>
-    <w:link w:val="TtuloCar"/>
+    <w:link w:val="TitleChar"/>
     <w:uiPriority w:val="10"/>
     <w:qFormat/>
     <w:pPr>
@@ -6025,10 +5949,10 @@
       <w:szCs w:val="72"/>
     </w:rPr>
   </w:style>
-  <w:style w:type="character" w:customStyle="1" w:styleId="Ttulo1Car">
-    <w:name w:val="Título 1 Car"/>
-    <w:basedOn w:val="Fuentedeprrafopredeter"/>
-    <w:link w:val="Ttulo1"/>
+  <w:style w:type="character" w:customStyle="1" w:styleId="Heading1Char">
+    <w:name w:val="Heading 1 Char"/>
+    <w:basedOn w:val="DefaultParagraphFont"/>
+    <w:link w:val="Heading1"/>
     <w:uiPriority w:val="9"/>
     <w:rsid w:val="00AB39A2"/>
     <w:rPr>
@@ -6038,10 +5962,10 @@
       <w:szCs w:val="36"/>
     </w:rPr>
   </w:style>
-  <w:style w:type="character" w:customStyle="1" w:styleId="Ttulo2Car">
-    <w:name w:val="Título 2 Car"/>
-    <w:basedOn w:val="Fuentedeprrafopredeter"/>
-    <w:link w:val="Ttulo2"/>
+  <w:style w:type="character" w:customStyle="1" w:styleId="Heading2Char">
+    <w:name w:val="Heading 2 Char"/>
+    <w:basedOn w:val="DefaultParagraphFont"/>
+    <w:link w:val="Heading2"/>
     <w:uiPriority w:val="9"/>
     <w:rsid w:val="00AB39A2"/>
     <w:rPr>
@@ -6051,10 +5975,10 @@
       <w:szCs w:val="32"/>
     </w:rPr>
   </w:style>
-  <w:style w:type="character" w:customStyle="1" w:styleId="Ttulo3Car">
-    <w:name w:val="Título 3 Car"/>
-    <w:basedOn w:val="Fuentedeprrafopredeter"/>
-    <w:link w:val="Ttulo3"/>
+  <w:style w:type="character" w:customStyle="1" w:styleId="Heading3Char">
+    <w:name w:val="Heading 3 Char"/>
+    <w:basedOn w:val="DefaultParagraphFont"/>
+    <w:link w:val="Heading3"/>
     <w:uiPriority w:val="9"/>
     <w:rsid w:val="00AB39A2"/>
     <w:rPr>
@@ -6064,10 +5988,10 @@
       <w:szCs w:val="28"/>
     </w:rPr>
   </w:style>
-  <w:style w:type="character" w:customStyle="1" w:styleId="Ttulo4Car">
-    <w:name w:val="Título 4 Car"/>
-    <w:basedOn w:val="Fuentedeprrafopredeter"/>
-    <w:link w:val="Ttulo4"/>
+  <w:style w:type="character" w:customStyle="1" w:styleId="Heading4Char">
+    <w:name w:val="Heading 4 Char"/>
+    <w:basedOn w:val="DefaultParagraphFont"/>
+    <w:link w:val="Heading4"/>
     <w:uiPriority w:val="9"/>
     <w:rsid w:val="00AB39A2"/>
     <w:rPr>
@@ -6077,10 +6001,10 @@
       <w:szCs w:val="24"/>
     </w:rPr>
   </w:style>
-  <w:style w:type="character" w:customStyle="1" w:styleId="Ttulo5Car">
-    <w:name w:val="Título 5 Car"/>
-    <w:basedOn w:val="Fuentedeprrafopredeter"/>
-    <w:link w:val="Ttulo5"/>
+  <w:style w:type="character" w:customStyle="1" w:styleId="Heading5Char">
+    <w:name w:val="Heading 5 Char"/>
+    <w:basedOn w:val="DefaultParagraphFont"/>
+    <w:link w:val="Heading5"/>
     <w:uiPriority w:val="9"/>
     <w:rsid w:val="00AB39A2"/>
     <w:rPr>
@@ -6089,10 +6013,10 @@
       <w:color w:val="284546" w:themeColor="accent1" w:themeShade="BF"/>
     </w:rPr>
   </w:style>
-  <w:style w:type="character" w:customStyle="1" w:styleId="Ttulo6Car">
-    <w:name w:val="Título 6 Car"/>
-    <w:basedOn w:val="Fuentedeprrafopredeter"/>
-    <w:link w:val="Ttulo6"/>
+  <w:style w:type="character" w:customStyle="1" w:styleId="Heading6Char">
+    <w:name w:val="Heading 6 Char"/>
+    <w:basedOn w:val="DefaultParagraphFont"/>
+    <w:link w:val="Heading6"/>
     <w:uiPriority w:val="9"/>
     <w:rsid w:val="00AB39A2"/>
     <w:rPr>
@@ -6103,10 +6027,10 @@
       <w:color w:val="1B2E2E" w:themeColor="accent1" w:themeShade="80"/>
     </w:rPr>
   </w:style>
-  <w:style w:type="character" w:customStyle="1" w:styleId="Ttulo7Car">
-    <w:name w:val="Título 7 Car"/>
-    <w:basedOn w:val="Fuentedeprrafopredeter"/>
-    <w:link w:val="Ttulo7"/>
+  <w:style w:type="character" w:customStyle="1" w:styleId="Heading7Char">
+    <w:name w:val="Heading 7 Char"/>
+    <w:basedOn w:val="DefaultParagraphFont"/>
+    <w:link w:val="Heading7"/>
     <w:uiPriority w:val="9"/>
     <w:rsid w:val="00AB39A2"/>
     <w:rPr>
@@ -6116,10 +6040,10 @@
       <w:color w:val="1B2E2E" w:themeColor="accent1" w:themeShade="80"/>
     </w:rPr>
   </w:style>
-  <w:style w:type="character" w:customStyle="1" w:styleId="Ttulo8Car">
-    <w:name w:val="Título 8 Car"/>
-    <w:basedOn w:val="Fuentedeprrafopredeter"/>
-    <w:link w:val="Ttulo8"/>
+  <w:style w:type="character" w:customStyle="1" w:styleId="Heading8Char">
+    <w:name w:val="Heading 8 Char"/>
+    <w:basedOn w:val="DefaultParagraphFont"/>
+    <w:link w:val="Heading8"/>
     <w:uiPriority w:val="9"/>
     <w:rsid w:val="00AB39A2"/>
     <w:rPr>
@@ -6131,10 +6055,10 @@
       <w:color w:val="1B2E2E" w:themeColor="accent1" w:themeShade="80"/>
     </w:rPr>
   </w:style>
-  <w:style w:type="character" w:customStyle="1" w:styleId="Ttulo9Car">
-    <w:name w:val="Título 9 Car"/>
-    <w:basedOn w:val="Fuentedeprrafopredeter"/>
-    <w:link w:val="Ttulo9"/>
+  <w:style w:type="character" w:customStyle="1" w:styleId="Heading9Char">
+    <w:name w:val="Heading 9 Char"/>
+    <w:basedOn w:val="DefaultParagraphFont"/>
+    <w:link w:val="Heading9"/>
     <w:uiPriority w:val="9"/>
     <w:semiHidden/>
     <w:rsid w:val="00AB39A2"/>
@@ -6145,11 +6069,11 @@
       <w:color w:val="1B2E2E" w:themeColor="accent1" w:themeShade="80"/>
     </w:rPr>
   </w:style>
-  <w:style w:type="paragraph" w:styleId="Descripcin">
+  <w:style w:type="paragraph" w:styleId="Caption">
     <w:name w:val="caption"/>
     <w:basedOn w:val="Normal"/>
     <w:next w:val="Normal"/>
-    <w:link w:val="DescripcinCar"/>
+    <w:link w:val="CaptionChar"/>
     <w:unhideWhenUsed/>
     <w:qFormat/>
     <w:rsid w:val="00AB39A2"/>
@@ -6163,10 +6087,10 @@
       <w:color w:val="739A8A" w:themeColor="text2"/>
     </w:rPr>
   </w:style>
-  <w:style w:type="character" w:customStyle="1" w:styleId="TtuloCar">
-    <w:name w:val="Título Car"/>
-    <w:basedOn w:val="Fuentedeprrafopredeter"/>
-    <w:link w:val="Ttulo"/>
+  <w:style w:type="character" w:customStyle="1" w:styleId="TitleChar">
+    <w:name w:val="Title Char"/>
+    <w:basedOn w:val="DefaultParagraphFont"/>
+    <w:link w:val="Title"/>
     <w:uiPriority w:val="10"/>
     <w:rsid w:val="00AB39A2"/>
     <w:rPr>
@@ -6178,10 +6102,10 @@
       <w:szCs w:val="72"/>
     </w:rPr>
   </w:style>
-  <w:style w:type="character" w:customStyle="1" w:styleId="SubttuloCar">
-    <w:name w:val="Subtítulo Car"/>
-    <w:basedOn w:val="Fuentedeprrafopredeter"/>
-    <w:link w:val="Subttulo"/>
+  <w:style w:type="character" w:customStyle="1" w:styleId="SubtitleChar">
+    <w:name w:val="Subtitle Char"/>
+    <w:basedOn w:val="DefaultParagraphFont"/>
+    <w:link w:val="Subtitle"/>
     <w:uiPriority w:val="11"/>
     <w:rsid w:val="00AB39A2"/>
     <w:rPr>
@@ -6191,9 +6115,9 @@
       <w:szCs w:val="28"/>
     </w:rPr>
   </w:style>
-  <w:style w:type="character" w:styleId="Fuerte">
+  <w:style w:type="character" w:styleId="Strong">
     <w:name w:val="Strong"/>
-    <w:basedOn w:val="Fuentedeprrafopredeter"/>
+    <w:basedOn w:val="DefaultParagraphFont"/>
     <w:uiPriority w:val="22"/>
     <w:qFormat/>
     <w:rsid w:val="00AB39A2"/>
@@ -6202,9 +6126,9 @@
       <w:bCs/>
     </w:rPr>
   </w:style>
-  <w:style w:type="character" w:styleId="nfasis">
+  <w:style w:type="character" w:styleId="Emphasis">
     <w:name w:val="Emphasis"/>
-    <w:basedOn w:val="Fuentedeprrafopredeter"/>
+    <w:basedOn w:val="DefaultParagraphFont"/>
     <w:uiPriority w:val="20"/>
     <w:qFormat/>
     <w:rsid w:val="00AB39A2"/>
@@ -6213,7 +6137,7 @@
       <w:iCs/>
     </w:rPr>
   </w:style>
-  <w:style w:type="paragraph" w:styleId="Sinespaciado">
+  <w:style w:type="paragraph" w:styleId="NoSpacing">
     <w:name w:val="No Spacing"/>
     <w:uiPriority w:val="1"/>
     <w:qFormat/>
@@ -6222,11 +6146,11 @@
       <w:spacing w:after="0" w:line="240" w:lineRule="auto"/>
     </w:pPr>
   </w:style>
-  <w:style w:type="paragraph" w:styleId="Cita">
+  <w:style w:type="paragraph" w:styleId="Quote">
     <w:name w:val="Quote"/>
     <w:basedOn w:val="Normal"/>
     <w:next w:val="Normal"/>
-    <w:link w:val="CitaCar"/>
+    <w:link w:val="QuoteChar"/>
     <w:uiPriority w:val="29"/>
     <w:qFormat/>
     <w:rsid w:val="00AB39A2"/>
@@ -6240,10 +6164,10 @@
       <w:szCs w:val="24"/>
     </w:rPr>
   </w:style>
-  <w:style w:type="character" w:customStyle="1" w:styleId="CitaCar">
-    <w:name w:val="Cita Car"/>
-    <w:basedOn w:val="Fuentedeprrafopredeter"/>
-    <w:link w:val="Cita"/>
+  <w:style w:type="character" w:customStyle="1" w:styleId="QuoteChar">
+    <w:name w:val="Quote Char"/>
+    <w:basedOn w:val="DefaultParagraphFont"/>
+    <w:link w:val="Quote"/>
     <w:uiPriority w:val="29"/>
     <w:rsid w:val="00AB39A2"/>
     <w:rPr>
@@ -6252,11 +6176,11 @@
       <w:szCs w:val="24"/>
     </w:rPr>
   </w:style>
-  <w:style w:type="paragraph" w:styleId="Citadestacada">
+  <w:style w:type="paragraph" w:styleId="IntenseQuote">
     <w:name w:val="Intense Quote"/>
     <w:basedOn w:val="Normal"/>
     <w:next w:val="Normal"/>
-    <w:link w:val="CitadestacadaCar"/>
+    <w:link w:val="IntenseQuoteChar"/>
     <w:uiPriority w:val="30"/>
     <w:qFormat/>
     <w:rsid w:val="00AB39A2"/>
@@ -6273,10 +6197,10 @@
       <w:szCs w:val="32"/>
     </w:rPr>
   </w:style>
-  <w:style w:type="character" w:customStyle="1" w:styleId="CitadestacadaCar">
-    <w:name w:val="Cita destacada Car"/>
-    <w:basedOn w:val="Fuentedeprrafopredeter"/>
-    <w:link w:val="Citadestacada"/>
+  <w:style w:type="character" w:customStyle="1" w:styleId="IntenseQuoteChar">
+    <w:name w:val="Intense Quote Char"/>
+    <w:basedOn w:val="DefaultParagraphFont"/>
+    <w:link w:val="IntenseQuote"/>
     <w:uiPriority w:val="30"/>
     <w:rsid w:val="00AB39A2"/>
     <w:rPr>
@@ -6287,9 +6211,9 @@
       <w:szCs w:val="32"/>
     </w:rPr>
   </w:style>
-  <w:style w:type="character" w:styleId="nfasissutil">
+  <w:style w:type="character" w:styleId="SubtleEmphasis">
     <w:name w:val="Subtle Emphasis"/>
-    <w:basedOn w:val="Fuentedeprrafopredeter"/>
+    <w:basedOn w:val="DefaultParagraphFont"/>
     <w:uiPriority w:val="19"/>
     <w:qFormat/>
     <w:rsid w:val="00AB39A2"/>
@@ -6299,9 +6223,9 @@
       <w:color w:val="A3BDB2" w:themeColor="text1" w:themeTint="A6"/>
     </w:rPr>
   </w:style>
-  <w:style w:type="character" w:styleId="nfasisintenso">
+  <w:style w:type="character" w:styleId="IntenseEmphasis">
     <w:name w:val="Intense Emphasis"/>
-    <w:basedOn w:val="Fuentedeprrafopredeter"/>
+    <w:basedOn w:val="DefaultParagraphFont"/>
     <w:uiPriority w:val="21"/>
     <w:qFormat/>
     <w:rsid w:val="00AB39A2"/>
@@ -6312,9 +6236,9 @@
       <w:iCs/>
     </w:rPr>
   </w:style>
-  <w:style w:type="character" w:styleId="Referenciasutil">
+  <w:style w:type="character" w:styleId="SubtleReference">
     <w:name w:val="Subtle Reference"/>
-    <w:basedOn w:val="Fuentedeprrafopredeter"/>
+    <w:basedOn w:val="DefaultParagraphFont"/>
     <w:uiPriority w:val="31"/>
     <w:qFormat/>
     <w:rsid w:val="00AB39A2"/>
@@ -6325,9 +6249,9 @@
       <w:bdr w:val="none" w:sz="0" w:space="0" w:color="auto"/>
     </w:rPr>
   </w:style>
-  <w:style w:type="character" w:styleId="Referenciaintensa">
+  <w:style w:type="character" w:styleId="IntenseReference">
     <w:name w:val="Intense Reference"/>
-    <w:basedOn w:val="Fuentedeprrafopredeter"/>
+    <w:basedOn w:val="DefaultParagraphFont"/>
     <w:uiPriority w:val="32"/>
     <w:qFormat/>
     <w:rsid w:val="00AB39A2"/>
@@ -6339,9 +6263,9 @@
       <w:u w:val="single"/>
     </w:rPr>
   </w:style>
-  <w:style w:type="character" w:styleId="Ttulodellibro">
+  <w:style w:type="character" w:styleId="BookTitle">
     <w:name w:val="Book Title"/>
-    <w:basedOn w:val="Fuentedeprrafopredeter"/>
+    <w:basedOn w:val="DefaultParagraphFont"/>
     <w:uiPriority w:val="33"/>
     <w:qFormat/>
     <w:rsid w:val="00AB39A2"/>
@@ -6352,9 +6276,9 @@
       <w:spacing w:val="10"/>
     </w:rPr>
   </w:style>
-  <w:style w:type="paragraph" w:styleId="TtuloTDC">
+  <w:style w:type="paragraph" w:styleId="TOCHeading">
     <w:name w:val="TOC Heading"/>
-    <w:basedOn w:val="Ttulo1"/>
+    <w:basedOn w:val="Heading1"/>
     <w:next w:val="Normal"/>
     <w:uiPriority w:val="39"/>
     <w:unhideWhenUsed/>
@@ -6364,10 +6288,10 @@
       <w:outlineLvl w:val="9"/>
     </w:pPr>
   </w:style>
-  <w:style w:type="paragraph" w:styleId="Encabezado">
+  <w:style w:type="paragraph" w:styleId="Header">
     <w:name w:val="header"/>
     <w:basedOn w:val="Normal"/>
-    <w:link w:val="EncabezadoCar"/>
+    <w:link w:val="HeaderChar"/>
     <w:uiPriority w:val="99"/>
     <w:unhideWhenUsed/>
     <w:rsid w:val="00171F5E"/>
@@ -6379,17 +6303,17 @@
       <w:spacing w:after="0" w:line="240" w:lineRule="auto"/>
     </w:pPr>
   </w:style>
-  <w:style w:type="character" w:customStyle="1" w:styleId="EncabezadoCar">
-    <w:name w:val="Encabezado Car"/>
-    <w:basedOn w:val="Fuentedeprrafopredeter"/>
-    <w:link w:val="Encabezado"/>
+  <w:style w:type="character" w:customStyle="1" w:styleId="HeaderChar">
+    <w:name w:val="Header Char"/>
+    <w:basedOn w:val="DefaultParagraphFont"/>
+    <w:link w:val="Header"/>
     <w:uiPriority w:val="99"/>
     <w:rsid w:val="00171F5E"/>
   </w:style>
-  <w:style w:type="paragraph" w:styleId="Piedepgina">
+  <w:style w:type="paragraph" w:styleId="Footer">
     <w:name w:val="footer"/>
     <w:basedOn w:val="Normal"/>
-    <w:link w:val="PiedepginaCar"/>
+    <w:link w:val="FooterChar"/>
     <w:uiPriority w:val="99"/>
     <w:unhideWhenUsed/>
     <w:rsid w:val="00171F5E"/>
@@ -6401,14 +6325,14 @@
       <w:spacing w:after="0" w:line="240" w:lineRule="auto"/>
     </w:pPr>
   </w:style>
-  <w:style w:type="character" w:customStyle="1" w:styleId="PiedepginaCar">
-    <w:name w:val="Pie de página Car"/>
-    <w:basedOn w:val="Fuentedeprrafopredeter"/>
-    <w:link w:val="Piedepgina"/>
+  <w:style w:type="character" w:customStyle="1" w:styleId="FooterChar">
+    <w:name w:val="Footer Char"/>
+    <w:basedOn w:val="DefaultParagraphFont"/>
+    <w:link w:val="Footer"/>
     <w:uiPriority w:val="99"/>
     <w:rsid w:val="00171F5E"/>
   </w:style>
-  <w:style w:type="paragraph" w:styleId="TDC1">
+  <w:style w:type="paragraph" w:styleId="TOC1">
     <w:name w:val="toc 1"/>
     <w:basedOn w:val="Normal"/>
     <w:next w:val="Normal"/>
@@ -6420,7 +6344,7 @@
       <w:spacing w:after="100"/>
     </w:pPr>
   </w:style>
-  <w:style w:type="paragraph" w:styleId="TDC2">
+  <w:style w:type="paragraph" w:styleId="TOC2">
     <w:name w:val="toc 2"/>
     <w:basedOn w:val="Normal"/>
     <w:next w:val="Normal"/>
@@ -6437,7 +6361,7 @@
       <w:ind w:left="220"/>
     </w:pPr>
   </w:style>
-  <w:style w:type="paragraph" w:styleId="TDC3">
+  <w:style w:type="paragraph" w:styleId="TOC3">
     <w:name w:val="toc 3"/>
     <w:basedOn w:val="Normal"/>
     <w:next w:val="Normal"/>
@@ -6451,10 +6375,10 @@
       <w:ind w:left="440"/>
     </w:pPr>
   </w:style>
-  <w:style w:type="paragraph" w:styleId="Textonotapie">
+  <w:style w:type="paragraph" w:styleId="FootnoteText">
     <w:name w:val="footnote text"/>
     <w:basedOn w:val="Normal"/>
-    <w:link w:val="TextonotapieCar"/>
+    <w:link w:val="FootnoteTextChar"/>
     <w:uiPriority w:val="99"/>
     <w:semiHidden/>
     <w:unhideWhenUsed/>
@@ -6467,10 +6391,10 @@
       <w:szCs w:val="20"/>
     </w:rPr>
   </w:style>
-  <w:style w:type="character" w:customStyle="1" w:styleId="TextonotapieCar">
-    <w:name w:val="Texto nota pie Car"/>
-    <w:basedOn w:val="Fuentedeprrafopredeter"/>
-    <w:link w:val="Textonotapie"/>
+  <w:style w:type="character" w:customStyle="1" w:styleId="FootnoteTextChar">
+    <w:name w:val="Footnote Text Char"/>
+    <w:basedOn w:val="DefaultParagraphFont"/>
+    <w:link w:val="FootnoteText"/>
     <w:uiPriority w:val="99"/>
     <w:semiHidden/>
     <w:rsid w:val="00C81877"/>
@@ -6479,10 +6403,10 @@
       <w:szCs w:val="20"/>
     </w:rPr>
   </w:style>
-  <w:style w:type="paragraph" w:styleId="Textocomentario">
+  <w:style w:type="paragraph" w:styleId="CommentText">
     <w:name w:val="annotation text"/>
     <w:basedOn w:val="Normal"/>
-    <w:link w:val="TextocomentarioCar"/>
+    <w:link w:val="CommentTextChar"/>
     <w:uiPriority w:val="99"/>
     <w:semiHidden/>
     <w:unhideWhenUsed/>
@@ -6499,10 +6423,10 @@
       <w:lang w:val="en-US"/>
     </w:rPr>
   </w:style>
-  <w:style w:type="character" w:customStyle="1" w:styleId="TextocomentarioCar">
-    <w:name w:val="Texto comentario Car"/>
-    <w:basedOn w:val="Fuentedeprrafopredeter"/>
-    <w:link w:val="Textocomentario"/>
+  <w:style w:type="character" w:customStyle="1" w:styleId="CommentTextChar">
+    <w:name w:val="Comment Text Char"/>
+    <w:basedOn w:val="DefaultParagraphFont"/>
+    <w:link w:val="CommentText"/>
     <w:uiPriority w:val="99"/>
     <w:semiHidden/>
     <w:rsid w:val="00C81877"/>
@@ -6513,7 +6437,7 @@
       <w:lang w:val="en-US"/>
     </w:rPr>
   </w:style>
-  <w:style w:type="character" w:styleId="Refdenotaalpie">
+  <w:style w:type="character" w:styleId="FootnoteReference">
     <w:name w:val="footnote reference"/>
     <w:uiPriority w:val="99"/>
     <w:semiHidden/>
@@ -6523,9 +6447,9 @@
       <w:vertAlign w:val="superscript"/>
     </w:rPr>
   </w:style>
-  <w:style w:type="character" w:styleId="Refdecomentario">
+  <w:style w:type="character" w:styleId="CommentReference">
     <w:name w:val="annotation reference"/>
-    <w:basedOn w:val="Fuentedeprrafopredeter"/>
+    <w:basedOn w:val="DefaultParagraphFont"/>
     <w:uiPriority w:val="99"/>
     <w:semiHidden/>
     <w:unhideWhenUsed/>
@@ -6535,9 +6459,9 @@
       <w:szCs w:val="16"/>
     </w:rPr>
   </w:style>
-  <w:style w:type="character" w:styleId="Hipervnculo">
+  <w:style w:type="character" w:styleId="Hyperlink">
     <w:name w:val="Hyperlink"/>
-    <w:basedOn w:val="Fuentedeprrafopredeter"/>
+    <w:basedOn w:val="DefaultParagraphFont"/>
     <w:uiPriority w:val="99"/>
     <w:unhideWhenUsed/>
     <w:rsid w:val="00C81877"/>
@@ -6546,9 +6470,9 @@
       <w:u w:val="single"/>
     </w:rPr>
   </w:style>
-  <w:style w:type="character" w:styleId="Mencinsinresolver">
+  <w:style w:type="character" w:styleId="UnresolvedMention">
     <w:name w:val="Unresolved Mention"/>
-    <w:basedOn w:val="Fuentedeprrafopredeter"/>
+    <w:basedOn w:val="DefaultParagraphFont"/>
     <w:uiPriority w:val="99"/>
     <w:semiHidden/>
     <w:unhideWhenUsed/>
@@ -6558,9 +6482,9 @@
       <w:shd w:val="clear" w:color="auto" w:fill="E1DFDD"/>
     </w:rPr>
   </w:style>
-  <w:style w:type="table" w:styleId="Tablaconcuadrcula">
+  <w:style w:type="table" w:styleId="TableGrid">
     <w:name w:val="Table Grid"/>
-    <w:basedOn w:val="Tablanormal"/>
+    <w:basedOn w:val="TableNormal"/>
     <w:uiPriority w:val="39"/>
     <w:rsid w:val="00292DEB"/>
     <w:pPr>
@@ -6584,7 +6508,7 @@
       </w:tblBorders>
     </w:tblPr>
   </w:style>
-  <w:style w:type="paragraph" w:styleId="Tabladeilustraciones">
+  <w:style w:type="paragraph" w:styleId="TableofFigures">
     <w:name w:val="table of figures"/>
     <w:basedOn w:val="Normal"/>
     <w:next w:val="Normal"/>
@@ -6602,10 +6526,10 @@
       <w:lang w:val="en-US"/>
     </w:rPr>
   </w:style>
-  <w:style w:type="character" w:customStyle="1" w:styleId="DescripcinCar">
-    <w:name w:val="Descripción Car"/>
-    <w:basedOn w:val="Fuentedeprrafopredeter"/>
-    <w:link w:val="Descripcin"/>
+  <w:style w:type="character" w:customStyle="1" w:styleId="CaptionChar">
+    <w:name w:val="Caption Char"/>
+    <w:basedOn w:val="DefaultParagraphFont"/>
+    <w:link w:val="Caption"/>
     <w:locked/>
     <w:rsid w:val="00CE62B2"/>
     <w:rPr>
@@ -6615,11 +6539,11 @@
       <w:color w:val="739A8A" w:themeColor="text2"/>
     </w:rPr>
   </w:style>
-  <w:style w:type="paragraph" w:styleId="Subttulo">
+  <w:style w:type="paragraph" w:styleId="Subtitle">
     <w:name w:val="Subtitle"/>
     <w:basedOn w:val="Normal"/>
     <w:next w:val="Normal"/>
-    <w:link w:val="SubttuloCar"/>
+    <w:link w:val="SubtitleChar"/>
     <w:uiPriority w:val="11"/>
     <w:qFormat/>
     <w:pPr>
@@ -6634,7 +6558,7 @@
     </w:rPr>
   </w:style>
   <w:style w:type="table" w:customStyle="1" w:styleId="a">
-    <w:basedOn w:val="Tablanormal"/>
+    <w:basedOn w:val="TableNormal"/>
     <w:pPr>
       <w:spacing w:after="0" w:line="240" w:lineRule="auto"/>
     </w:pPr>
@@ -6650,7 +6574,7 @@
     </w:tblPr>
   </w:style>
   <w:style w:type="table" w:customStyle="1" w:styleId="a0">
-    <w:basedOn w:val="Tablanormal"/>
+    <w:basedOn w:val="TableNormal"/>
     <w:pPr>
       <w:spacing w:after="0" w:line="240" w:lineRule="auto"/>
     </w:pPr>
@@ -6666,7 +6590,7 @@
     </w:tblPr>
   </w:style>
   <w:style w:type="table" w:customStyle="1" w:styleId="a1">
-    <w:basedOn w:val="Tablanormal"/>
+    <w:basedOn w:val="TableNormal"/>
     <w:pPr>
       <w:spacing w:after="0" w:line="240" w:lineRule="auto"/>
     </w:pPr>
@@ -6886,28 +6810,28 @@
 </file>
 
 <file path=customXml/item1.xml><?xml version="1.0" encoding="utf-8"?>
+<b:Sources xmlns:b="http://schemas.openxmlformats.org/officeDocument/2006/bibliography" xmlns="http://schemas.openxmlformats.org/officeDocument/2006/bibliography" SelectedStyle="\APASixthEditionOfficeOnline.xsl" StyleName="APA" Version="6"/>
+</file>
+
+<file path=customXml/item2.xml><?xml version="1.0" encoding="utf-8"?>
 <go:gDocsCustomXmlDataStorage xmlns:go="http://customooxmlschemas.google.com/" xmlns:r="http://schemas.openxmlformats.org/officeDocument/2006/relationships" uri="GoogleDocsCustomDataVersion2">
   <go:docsCustomData xmlns:go="http://customooxmlschemas.google.com/" roundtripDataSignature="AMtx7mjfZHdsiCvpFOesiH+c3zMFCQ6GYw==">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</go:docsCustomData>
 </go:gDocsCustomXmlDataStorage>
 </file>
 
-<file path=customXml/item2.xml><?xml version="1.0" encoding="utf-8"?>
-<b:Sources xmlns:b="http://schemas.openxmlformats.org/officeDocument/2006/bibliography" xmlns="http://schemas.openxmlformats.org/officeDocument/2006/bibliography" SelectedStyle="\APASixthEditionOfficeOnline.xsl" StyleName="APA" Version="6"/>
+<file path=customXml/itemProps1.xml><?xml version="1.0" encoding="utf-8"?>
+<ds:datastoreItem xmlns:ds="http://schemas.openxmlformats.org/officeDocument/2006/customXml" ds:itemID="{13541E44-53E1-4E1E-8B81-150EFAC17A97}">
+  <ds:schemaRefs>
+    <ds:schemaRef ds:uri="http://schemas.openxmlformats.org/officeDocument/2006/bibliography"/>
+  </ds:schemaRefs>
+</ds:datastoreItem>
 </file>
 
-<file path=customXml/itemProps1.xml><?xml version="1.0" encoding="utf-8"?>
+<file path=customXml/itemProps2.xml><?xml version="1.0" encoding="utf-8"?>
 <ds:datastoreItem xmlns:ds="http://schemas.openxmlformats.org/officeDocument/2006/customXml" ds:itemID="{11111111-1234-1234-1234-123412341234}">
   <ds:schemaRefs>
     <ds:schemaRef ds:uri="http://customooxmlschemas.google.com/"/>
     <ds:schemaRef ds:uri="http://schemas.openxmlformats.org/officeDocument/2006/relationships"/>
   </ds:schemaRefs>
 </ds:datastoreItem>
-</file>
-
-<file path=customXml/itemProps2.xml><?xml version="1.0" encoding="utf-8"?>
-<ds:datastoreItem xmlns:ds="http://schemas.openxmlformats.org/officeDocument/2006/customXml" ds:itemID="{13541E44-53E1-4E1E-8B81-150EFAC17A97}">
-  <ds:schemaRefs>
-    <ds:schemaRef ds:uri="http://schemas.openxmlformats.org/officeDocument/2006/bibliography"/>
-  </ds:schemaRefs>
-</ds:datastoreItem>
 </file>